--- a/CAPSTONE/Fase 2/Evidencias Grupales/2.4_GuiaEstudiante_Fase 2_DesarrolloProyecto APT.docx
+++ b/CAPSTONE/Fase 2/Evidencias Grupales/2.4_GuiaEstudiante_Fase 2_DesarrolloProyecto APT.docx
@@ -244,7 +244,7 @@
                         <pic:cNvPicPr preferRelativeResize="0"/>
                       </pic:nvPicPr>
                       <pic:blipFill>
-                        <a:blip r:embed="rId8"/>
+                        <a:blip r:embed="rId7"/>
                         <a:srcRect/>
                         <a:stretch>
                           <a:fillRect/>
@@ -564,13 +564,11 @@
             <w:pPr>
               <w:rPr>
                 <w:rFonts w:ascii="Calibri" w:cs="Calibri" w:eastAsia="Calibri" w:hAnsi="Calibri"/>
-                <w:color w:val="1f3864"/>
               </w:rPr>
             </w:pPr>
             <w:r>
               <w:rPr>
                 <w:rFonts w:ascii="Calibri" w:cs="Calibri" w:eastAsia="Calibri" w:hAnsi="Calibri"/>
-                <w:color w:val="1f3864"/>
                 <w:rtl w:val="0"/>
               </w:rPr>
               <w:t xml:space="preserve">Resumen de avance proyecto APT</w:t>
@@ -583,50 +581,49 @@
             <w:pPr>
               <w:jc w:val="both"/>
               <w:rPr>
-                <w:rFonts w:ascii="Calibri" w:cs="Calibri" w:eastAsia="Calibri" w:hAnsi="Calibri"/>
                 <w:i w:val="1"/>
                 <w:iCs w:val="1"/>
-                <w:color w:val="548dd4"/>
                 <w:sz w:val="20"/>
                 <w:szCs w:val="20"/>
               </w:rPr>
             </w:pPr>
             <w:r>
               <w:rPr>
+                <w:rtl w:val="0"/>
+              </w:rPr>
+            </w:r>
+          </w:p>
+          <w:p>
+            <w:pPr>
+              <w:jc w:val="both"/>
+              <w:rPr>
                 <w:rFonts w:ascii="Calibri" w:cs="Calibri" w:eastAsia="Calibri" w:hAnsi="Calibri"/>
+                <w:sz w:val="20"/>
+                <w:szCs w:val="20"/>
+              </w:rPr>
+            </w:pPr>
+            <w:r>
+              <w:rPr>
                 <w:i w:val="1"/>
                 <w:iCs w:val="1"/>
-                <w:color w:val="548dd4"/>
                 <w:sz w:val="20"/>
                 <w:szCs w:val="20"/>
                 <w:rtl w:val="0"/>
               </w:rPr>
-              <w:t xml:space="preserve">En esta sección deberás realizar un resumen de los avances que has realizado en tu proyecto APT. Relata brevemente qué actividades del proyecto has llevado a cabo y qué objetivos específicos has cumplido hasta el minuto y de qué manera.</w:t>
-            </w:r>
-          </w:p>
-          <w:p>
-            <w:pPr>
-              <w:jc w:val="both"/>
-              <w:rPr>
-                <w:rFonts w:ascii="Calibri" w:cs="Calibri" w:eastAsia="Calibri" w:hAnsi="Calibri"/>
-                <w:i w:val="1"/>
-                <w:iCs w:val="1"/>
-                <w:color w:val="548dd4"/>
+              <w:t xml:space="preserve">N</w:t>
+            </w:r>
+            <w:r>
+              <w:rPr>
                 <w:sz w:val="20"/>
                 <w:szCs w:val="20"/>
-              </w:rPr>
-            </w:pPr>
-            <w:r>
-              <w:rPr>
-                <w:rFonts w:ascii="Calibri" w:cs="Calibri" w:eastAsia="Calibri" w:hAnsi="Calibri"/>
-                <w:i w:val="1"/>
-                <w:iCs w:val="1"/>
-                <w:color w:val="548dd4"/>
-                <w:sz w:val="20"/>
-                <w:szCs w:val="20"/>
-                <w:rtl w:val="0"/>
-              </w:rPr>
-              <w:t xml:space="preserve">En caso que hayas realizado ajustes a los objetivos o metodología, debes incluir dichos apartados nuevamente en este informe, señalando cuáles son dichos ajustes.</w:t>
+                <w:rtl w:val="0"/>
+              </w:rPr>
+              <w:t xml:space="preserve">o se realizaron cambios a la metodología de desarrollo y tampoco a los objetivos planteados en la primera fase. Acorde a la planificación pactada, hemos cumplido con el modelamiento e implementación de la base de datos y ya tenemos un PMV disponible para testeos internos. También pudimos conectar un API externa con datos de una farmacia real que nos sirve para implementar los flujos de usuarios definidos en la fase previa.</w:t>
+            </w:r>
+            <w:r>
+              <w:rPr>
+                <w:rtl w:val="0"/>
+              </w:rPr>
             </w:r>
           </w:p>
         </w:tc>
@@ -645,13 +642,11 @@
             <w:pPr>
               <w:rPr>
                 <w:rFonts w:ascii="Calibri" w:cs="Calibri" w:eastAsia="Calibri" w:hAnsi="Calibri"/>
-                <w:color w:val="1f3864"/>
               </w:rPr>
             </w:pPr>
             <w:r>
               <w:rPr>
                 <w:rFonts w:ascii="Calibri" w:cs="Calibri" w:eastAsia="Calibri" w:hAnsi="Calibri"/>
-                <w:color w:val="1f3864"/>
                 <w:rtl w:val="0"/>
               </w:rPr>
               <w:t xml:space="preserve">Objetivos</w:t>
@@ -671,23 +666,10 @@
                 <w:bCs w:val="1"/>
                 <w:i w:val="1"/>
                 <w:iCs w:val="1"/>
-                <w:color w:val="548dd4"/>
                 <w:sz w:val="20"/>
                 <w:szCs w:val="20"/>
               </w:rPr>
             </w:pPr>
-            <w:r>
-              <w:rPr>
-                <w:rFonts w:ascii="Calibri" w:cs="Calibri" w:eastAsia="Calibri" w:hAnsi="Calibri"/>
-                <w:i w:val="1"/>
-                <w:iCs w:val="1"/>
-                <w:color w:val="548dd4"/>
-                <w:sz w:val="20"/>
-                <w:szCs w:val="20"/>
-                <w:rtl w:val="0"/>
-              </w:rPr>
-              <w:t xml:space="preserve">Opcional en caso de ajuste</w:t>
-            </w:r>
             <w:r>
               <w:rPr>
                 <w:rtl w:val="0"/>
@@ -710,13 +692,11 @@
             <w:pPr>
               <w:rPr>
                 <w:rFonts w:ascii="Calibri" w:cs="Calibri" w:eastAsia="Calibri" w:hAnsi="Calibri"/>
-                <w:color w:val="1f3864"/>
               </w:rPr>
             </w:pPr>
             <w:r>
               <w:rPr>
                 <w:rFonts w:ascii="Calibri" w:cs="Calibri" w:eastAsia="Calibri" w:hAnsi="Calibri"/>
-                <w:color w:val="1f3864"/>
                 <w:rtl w:val="0"/>
               </w:rPr>
               <w:t xml:space="preserve">Metodología</w:t>
@@ -745,7 +725,7 @@
                 <w:szCs w:val="20"/>
                 <w:rtl w:val="0"/>
               </w:rPr>
-              <w:t xml:space="preserve">Scum</w:t>
+              <w:t xml:space="preserve">Scrum</w:t>
             </w:r>
             <w:r>
               <w:rPr>
@@ -769,13 +749,11 @@
             <w:pPr>
               <w:rPr>
                 <w:rFonts w:ascii="Calibri" w:cs="Calibri" w:eastAsia="Calibri" w:hAnsi="Calibri"/>
-                <w:color w:val="1f3864"/>
               </w:rPr>
             </w:pPr>
             <w:r>
               <w:rPr>
                 <w:rFonts w:ascii="Calibri" w:cs="Calibri" w:eastAsia="Calibri" w:hAnsi="Calibri"/>
-                <w:color w:val="1f3864"/>
                 <w:rtl w:val="0"/>
               </w:rPr>
               <w:t xml:space="preserve">Evidencias de avance</w:t>
@@ -790,50 +768,21 @@
             <w:pPr>
               <w:jc w:val="both"/>
               <w:rPr>
-                <w:rFonts w:ascii="Calibri" w:cs="Calibri" w:eastAsia="Calibri" w:hAnsi="Calibri"/>
                 <w:i w:val="1"/>
                 <w:iCs w:val="1"/>
-                <w:color w:val="548dd4"/>
                 <w:sz w:val="20"/>
                 <w:szCs w:val="20"/>
               </w:rPr>
             </w:pPr>
             <w:r>
               <w:rPr>
-                <w:rFonts w:ascii="Calibri" w:cs="Calibri" w:eastAsia="Calibri" w:hAnsi="Calibri"/>
                 <w:i w:val="1"/>
                 <w:iCs w:val="1"/>
-                <w:color w:val="548dd4"/>
                 <w:sz w:val="20"/>
                 <w:szCs w:val="20"/>
                 <w:rtl w:val="0"/>
               </w:rPr>
-              <w:t xml:space="preserve">Describe la(s) evidencia(s) que presentarás en este informe de avance y justifica de qué manera esta(s) evidencia(s) permite(n) dar cuenta del desarrollo del proyecto.</w:t>
-            </w:r>
-          </w:p>
-          <w:p>
-            <w:pPr>
-              <w:jc w:val="both"/>
-              <w:rPr>
-                <w:rFonts w:ascii="Calibri" w:cs="Calibri" w:eastAsia="Calibri" w:hAnsi="Calibri"/>
-                <w:i w:val="1"/>
-                <w:iCs w:val="1"/>
-                <w:color w:val="548dd4"/>
-                <w:sz w:val="20"/>
-                <w:szCs w:val="20"/>
-              </w:rPr>
-            </w:pPr>
-            <w:r>
-              <w:rPr>
-                <w:rFonts w:ascii="Calibri" w:cs="Calibri" w:eastAsia="Calibri" w:hAnsi="Calibri"/>
-                <w:i w:val="1"/>
-                <w:iCs w:val="1"/>
-                <w:color w:val="548dd4"/>
-                <w:sz w:val="20"/>
-                <w:szCs w:val="20"/>
-                <w:rtl w:val="0"/>
-              </w:rPr>
-              <w:t xml:space="preserve">En caso de ser pertinente explica cómo resguardaste la calidad de tu Proyecto APT a partir de aspectos propios de tu disciplina (correcta aplicación de metodologías, actividades, herramientas, recursos propios, etc.).</w:t>
+              <w:t xml:space="preserve">Tenemos un MVP corriendo en red local a través de EXPO GO con las main features ya implementadas. Somos capaces de demostrar en vivo los flujos de usuarios más importantes del proyecto, documentadas adecuadamente en nuestro repositorio.</w:t>
             </w:r>
           </w:p>
           <w:p>
@@ -845,22 +794,19 @@
                 <w:bCs w:val="1"/>
                 <w:i w:val="1"/>
                 <w:iCs w:val="1"/>
-                <w:color w:val="548dd4"/>
                 <w:sz w:val="20"/>
                 <w:szCs w:val="20"/>
               </w:rPr>
             </w:pPr>
             <w:r>
               <w:rPr>
-                <w:rFonts w:ascii="Calibri" w:cs="Calibri" w:eastAsia="Calibri" w:hAnsi="Calibri"/>
                 <w:i w:val="1"/>
                 <w:iCs w:val="1"/>
-                <w:color w:val="548dd4"/>
                 <w:sz w:val="20"/>
                 <w:szCs w:val="20"/>
                 <w:rtl w:val="0"/>
               </w:rPr>
-              <w:t xml:space="preserve">En este apartado adjuntar la(s) evidencia(s) seleccionada(s) para ser evaluada por el docente.</w:t>
+              <w:t xml:space="preserve">Para asegurar la calidad nos enfocamos principalmente en la experiencia de usuario, que la app sea intuitiva y que todos los flujos principales funcionen correctamente y sin ruido. Además, pusimos énfasis en implementar los requerimientos estructurales en línea con la ley de protección de datos. </w:t>
             </w:r>
             <w:r>
               <w:rPr>
@@ -885,7 +831,6 @@
               <w:rPr>
                 <w:b w:val="1"/>
                 <w:bCs w:val="1"/>
-                <w:color w:val="1f3864"/>
                 <w:sz w:val="28"/>
                 <w:szCs w:val="28"/>
               </w:rPr>
@@ -894,7 +839,6 @@
               <w:rPr>
                 <w:b w:val="1"/>
                 <w:bCs w:val="1"/>
-                <w:color w:val="1f3864"/>
                 <w:sz w:val="28"/>
                 <w:szCs w:val="28"/>
                 <w:rtl w:val="0"/>
@@ -920,13 +864,11 @@
               <w:jc w:val="both"/>
               <w:rPr>
                 <w:rFonts w:ascii="Calibri" w:cs="Calibri" w:eastAsia="Calibri" w:hAnsi="Calibri"/>
-                <w:color w:val="1f3864"/>
               </w:rPr>
             </w:pPr>
             <w:r>
               <w:rPr>
                 <w:rFonts w:ascii="Calibri" w:cs="Calibri" w:eastAsia="Calibri" w:hAnsi="Calibri"/>
-                <w:color w:val="1f3864"/>
                 <w:rtl w:val="0"/>
               </w:rPr>
               <w:t xml:space="preserve">Examina cuidadosamente tu plan de trabajo, enfocándote especialmente en la columna de estado de avance y ajustes.</w:t>
@@ -939,7 +881,6 @@
       <w:pPr>
         <w:spacing w:after="0" w:line="240" w:lineRule="auto"/>
         <w:rPr>
-          <w:color w:val="595959"/>
           <w:sz w:val="24"/>
           <w:szCs w:val="24"/>
         </w:rPr>
@@ -953,9 +894,9 @@
     <w:tbl>
       <w:tblPr>
         <w:tblStyle w:val="Table3"/>
-        <w:tblpPr w:leftFromText="180" w:rightFromText="180" w:topFromText="0" w:bottomFromText="0" w:vertAnchor="page" w:horzAnchor="margin" w:tblpXSpec="center" w:tblpY="3517"/>
-        <w:tblW w:w="9776.000000000002" w:type="dxa"/>
+        <w:tblW w:w="11115.0" w:type="dxa"/>
         <w:jc w:val="left"/>
+        <w:tblInd w:w="-770.2559055118118" w:type="dxa"/>
         <w:tblBorders>
           <w:top w:color="bfbfbf" w:space="0" w:sz="4" w:val="single"/>
           <w:left w:color="bfbfbf" w:space="0" w:sz="4" w:val="single"/>
@@ -968,31 +909,31 @@
         <w:tblLook w:val="0400"/>
       </w:tblPr>
       <w:tblGrid>
-        <w:gridCol w:w="1328"/>
-        <w:gridCol w:w="1077"/>
-        <w:gridCol w:w="1276"/>
-        <w:gridCol w:w="1276"/>
-        <w:gridCol w:w="1275"/>
-        <w:gridCol w:w="1276"/>
-        <w:gridCol w:w="1418"/>
-        <w:gridCol w:w="850"/>
+        <w:gridCol w:w="1530"/>
+        <w:gridCol w:w="1575"/>
+        <w:gridCol w:w="1350"/>
+        <w:gridCol w:w="1035"/>
+        <w:gridCol w:w="870"/>
+        <w:gridCol w:w="1125"/>
+        <w:gridCol w:w="1590"/>
+        <w:gridCol w:w="2040"/>
         <w:tblGridChange w:id="0">
           <w:tblGrid>
-            <w:gridCol w:w="1328"/>
-            <w:gridCol w:w="1077"/>
-            <w:gridCol w:w="1276"/>
-            <w:gridCol w:w="1276"/>
-            <w:gridCol w:w="1275"/>
-            <w:gridCol w:w="1276"/>
-            <w:gridCol w:w="1418"/>
-            <w:gridCol w:w="850"/>
+            <w:gridCol w:w="1530"/>
+            <w:gridCol w:w="1575"/>
+            <w:gridCol w:w="1350"/>
+            <w:gridCol w:w="1035"/>
+            <w:gridCol w:w="870"/>
+            <w:gridCol w:w="1125"/>
+            <w:gridCol w:w="1590"/>
+            <w:gridCol w:w="2040"/>
           </w:tblGrid>
         </w:tblGridChange>
       </w:tblGrid>
       <w:tr>
         <w:trPr>
           <w:cantSplit w:val="0"/>
-          <w:trHeight w:val="415" w:hRule="atLeast"/>
+          <w:trHeight w:val="405" w:hRule="atLeast"/>
           <w:tblHeader w:val="0"/>
         </w:trPr>
         <w:tc>
@@ -1005,7 +946,6 @@
               <w:jc w:val="center"/>
               <w:rPr>
                 <w:rFonts w:ascii="Calibri" w:cs="Calibri" w:eastAsia="Calibri" w:hAnsi="Calibri"/>
-                <w:color w:val="1f3864"/>
                 <w:sz w:val="18"/>
                 <w:szCs w:val="18"/>
               </w:rPr>
@@ -1013,562 +953,11 @@
             <w:r>
               <w:rPr>
                 <w:rFonts w:ascii="Calibri" w:cs="Calibri" w:eastAsia="Calibri" w:hAnsi="Calibri"/>
-                <w:color w:val="1f3864"/>
                 <w:sz w:val="18"/>
                 <w:szCs w:val="18"/>
                 <w:rtl w:val="0"/>
               </w:rPr>
               <w:t xml:space="preserve">Plan de Trabajo</w:t>
-            </w:r>
-          </w:p>
-        </w:tc>
-      </w:tr>
-      <w:tr>
-        <w:trPr>
-          <w:cantSplit w:val="0"/>
-          <w:trHeight w:val="711" w:hRule="atLeast"/>
-          <w:tblHeader w:val="0"/>
-        </w:trPr>
-        <w:tc>
-          <w:tcPr>
-            <w:vAlign w:val="center"/>
-          </w:tcPr>
-          <w:p>
-            <w:pPr>
-              <w:jc w:val="center"/>
-              <w:rPr>
-                <w:rFonts w:ascii="Calibri" w:cs="Calibri" w:eastAsia="Calibri" w:hAnsi="Calibri"/>
-                <w:color w:val="1f3864"/>
-                <w:sz w:val="18"/>
-                <w:szCs w:val="18"/>
-              </w:rPr>
-            </w:pPr>
-            <w:r>
-              <w:rPr>
-                <w:rFonts w:ascii="Calibri" w:cs="Calibri" w:eastAsia="Calibri" w:hAnsi="Calibri"/>
-                <w:color w:val="1f3864"/>
-                <w:sz w:val="18"/>
-                <w:szCs w:val="18"/>
-                <w:rtl w:val="0"/>
-              </w:rPr>
-              <w:t xml:space="preserve">Competencia o unidades de competencias</w:t>
-            </w:r>
-          </w:p>
-        </w:tc>
-        <w:tc>
-          <w:tcPr>
-            <w:vAlign w:val="center"/>
-          </w:tcPr>
-          <w:p>
-            <w:pPr>
-              <w:jc w:val="center"/>
-              <w:rPr>
-                <w:rFonts w:ascii="Calibri" w:cs="Calibri" w:eastAsia="Calibri" w:hAnsi="Calibri"/>
-                <w:color w:val="1f3864"/>
-                <w:sz w:val="18"/>
-                <w:szCs w:val="18"/>
-              </w:rPr>
-            </w:pPr>
-            <w:r>
-              <w:rPr>
-                <w:rFonts w:ascii="Calibri" w:cs="Calibri" w:eastAsia="Calibri" w:hAnsi="Calibri"/>
-                <w:color w:val="1f3864"/>
-                <w:sz w:val="18"/>
-                <w:szCs w:val="18"/>
-                <w:rtl w:val="0"/>
-              </w:rPr>
-              <w:t xml:space="preserve">Actividades</w:t>
-            </w:r>
-          </w:p>
-        </w:tc>
-        <w:tc>
-          <w:tcPr>
-            <w:vAlign w:val="center"/>
-          </w:tcPr>
-          <w:p>
-            <w:pPr>
-              <w:jc w:val="center"/>
-              <w:rPr>
-                <w:rFonts w:ascii="Calibri" w:cs="Calibri" w:eastAsia="Calibri" w:hAnsi="Calibri"/>
-                <w:color w:val="1f3864"/>
-                <w:sz w:val="18"/>
-                <w:szCs w:val="18"/>
-              </w:rPr>
-            </w:pPr>
-            <w:r>
-              <w:rPr>
-                <w:rFonts w:ascii="Calibri" w:cs="Calibri" w:eastAsia="Calibri" w:hAnsi="Calibri"/>
-                <w:color w:val="1f3864"/>
-                <w:sz w:val="18"/>
-                <w:szCs w:val="18"/>
-                <w:rtl w:val="0"/>
-              </w:rPr>
-              <w:t xml:space="preserve">Recursos</w:t>
-            </w:r>
-          </w:p>
-        </w:tc>
-        <w:tc>
-          <w:tcPr>
-            <w:vAlign w:val="center"/>
-          </w:tcPr>
-          <w:p>
-            <w:pPr>
-              <w:jc w:val="center"/>
-              <w:rPr>
-                <w:rFonts w:ascii="Calibri" w:cs="Calibri" w:eastAsia="Calibri" w:hAnsi="Calibri"/>
-                <w:color w:val="1f3864"/>
-                <w:sz w:val="18"/>
-                <w:szCs w:val="18"/>
-              </w:rPr>
-            </w:pPr>
-            <w:r>
-              <w:rPr>
-                <w:rFonts w:ascii="Calibri" w:cs="Calibri" w:eastAsia="Calibri" w:hAnsi="Calibri"/>
-                <w:color w:val="1f3864"/>
-                <w:sz w:val="18"/>
-                <w:szCs w:val="18"/>
-                <w:rtl w:val="0"/>
-              </w:rPr>
-              <w:t xml:space="preserve">Duración de la actividad</w:t>
-            </w:r>
-          </w:p>
-        </w:tc>
-        <w:tc>
-          <w:tcPr>
-            <w:vAlign w:val="center"/>
-          </w:tcPr>
-          <w:p>
-            <w:pPr>
-              <w:jc w:val="center"/>
-              <w:rPr>
-                <w:rFonts w:ascii="Calibri" w:cs="Calibri" w:eastAsia="Calibri" w:hAnsi="Calibri"/>
-                <w:color w:val="1f3864"/>
-                <w:sz w:val="18"/>
-                <w:szCs w:val="18"/>
-              </w:rPr>
-            </w:pPr>
-            <w:r>
-              <w:rPr>
-                <w:rFonts w:ascii="Calibri" w:cs="Calibri" w:eastAsia="Calibri" w:hAnsi="Calibri"/>
-                <w:color w:val="1f3864"/>
-                <w:sz w:val="18"/>
-                <w:szCs w:val="18"/>
-                <w:rtl w:val="0"/>
-              </w:rPr>
-              <w:t xml:space="preserve">Responsable</w:t>
-            </w:r>
-            <w:r>
-              <w:rPr>
-                <w:rFonts w:ascii="Calibri" w:cs="Calibri" w:eastAsia="Calibri" w:hAnsi="Calibri"/>
-                <w:color w:val="1f3864"/>
-                <w:sz w:val="18"/>
-                <w:szCs w:val="18"/>
-                <w:vertAlign w:val="superscript"/>
-              </w:rPr>
-              <w:footnoteReference w:customMarkFollows="0" w:id="0"/>
-            </w:r>
-            <w:r>
-              <w:rPr>
-                <w:rtl w:val="0"/>
-              </w:rPr>
-            </w:r>
-          </w:p>
-        </w:tc>
-        <w:tc>
-          <w:tcPr>
-            <w:vAlign w:val="center"/>
-          </w:tcPr>
-          <w:p>
-            <w:pPr>
-              <w:jc w:val="center"/>
-              <w:rPr>
-                <w:rFonts w:ascii="Calibri" w:cs="Calibri" w:eastAsia="Calibri" w:hAnsi="Calibri"/>
-                <w:color w:val="1f3864"/>
-                <w:sz w:val="18"/>
-                <w:szCs w:val="18"/>
-              </w:rPr>
-            </w:pPr>
-            <w:r>
-              <w:rPr>
-                <w:rFonts w:ascii="Calibri" w:cs="Calibri" w:eastAsia="Calibri" w:hAnsi="Calibri"/>
-                <w:color w:val="1f3864"/>
-                <w:sz w:val="18"/>
-                <w:szCs w:val="18"/>
-                <w:rtl w:val="0"/>
-              </w:rPr>
-              <w:t xml:space="preserve">Observaciones</w:t>
-            </w:r>
-          </w:p>
-        </w:tc>
-        <w:tc>
-          <w:tcPr>
-            <w:vAlign w:val="center"/>
-          </w:tcPr>
-          <w:p>
-            <w:pPr>
-              <w:jc w:val="center"/>
-              <w:rPr>
-                <w:rFonts w:ascii="Calibri" w:cs="Calibri" w:eastAsia="Calibri" w:hAnsi="Calibri"/>
-                <w:color w:val="1f3864"/>
-                <w:sz w:val="18"/>
-                <w:szCs w:val="18"/>
-              </w:rPr>
-            </w:pPr>
-            <w:r>
-              <w:rPr>
-                <w:rFonts w:ascii="Calibri" w:cs="Calibri" w:eastAsia="Calibri" w:hAnsi="Calibri"/>
-                <w:color w:val="1f3864"/>
-                <w:sz w:val="18"/>
-                <w:szCs w:val="18"/>
-                <w:rtl w:val="0"/>
-              </w:rPr>
-              <w:t xml:space="preserve">Estado de avance</w:t>
-            </w:r>
-          </w:p>
-        </w:tc>
-        <w:tc>
-          <w:tcPr>
-            <w:vAlign w:val="center"/>
-          </w:tcPr>
-          <w:p>
-            <w:pPr>
-              <w:jc w:val="center"/>
-              <w:rPr>
-                <w:rFonts w:ascii="Calibri" w:cs="Calibri" w:eastAsia="Calibri" w:hAnsi="Calibri"/>
-                <w:color w:val="1f3864"/>
-                <w:sz w:val="18"/>
-                <w:szCs w:val="18"/>
-              </w:rPr>
-            </w:pPr>
-            <w:r>
-              <w:rPr>
-                <w:rFonts w:ascii="Calibri" w:cs="Calibri" w:eastAsia="Calibri" w:hAnsi="Calibri"/>
-                <w:color w:val="1f3864"/>
-                <w:sz w:val="18"/>
-                <w:szCs w:val="18"/>
-                <w:rtl w:val="0"/>
-              </w:rPr>
-              <w:t xml:space="preserve">Ajustes</w:t>
-            </w:r>
-          </w:p>
-        </w:tc>
-      </w:tr>
-      <w:tr>
-        <w:trPr>
-          <w:cantSplit w:val="0"/>
-          <w:trHeight w:val="2410" w:hRule="atLeast"/>
-          <w:tblHeader w:val="0"/>
-        </w:trPr>
-        <w:tc>
-          <w:tcPr/>
-          <w:p>
-            <w:pPr>
-              <w:jc w:val="both"/>
-              <w:rPr>
-                <w:b w:val="1"/>
-                <w:bCs w:val="1"/>
-                <w:sz w:val="18"/>
-                <w:szCs w:val="18"/>
-              </w:rPr>
-            </w:pPr>
-            <w:r>
-              <w:rPr>
-                <w:rFonts w:ascii="Calibri" w:cs="Calibri" w:eastAsia="Calibri" w:hAnsi="Calibri"/>
-                <w:i w:val="1"/>
-                <w:iCs w:val="1"/>
-                <w:color w:val="548dd4"/>
-                <w:sz w:val="18"/>
-                <w:szCs w:val="18"/>
-                <w:rtl w:val="0"/>
-              </w:rPr>
-              <w:t xml:space="preserve">Nombra las competencias o unidades de competencias que se relacionan con las diferentes actividades requeridas para el desarrollo del proyecto APT.</w:t>
-            </w:r>
-            <w:r>
-              <w:rPr>
-                <w:rtl w:val="0"/>
-              </w:rPr>
-            </w:r>
-          </w:p>
-        </w:tc>
-        <w:tc>
-          <w:tcPr/>
-          <w:p>
-            <w:pPr>
-              <w:jc w:val="both"/>
-              <w:rPr>
-                <w:rFonts w:ascii="Calibri" w:cs="Calibri" w:eastAsia="Calibri" w:hAnsi="Calibri"/>
-                <w:i w:val="1"/>
-                <w:iCs w:val="1"/>
-                <w:color w:val="548dd4"/>
-                <w:sz w:val="18"/>
-                <w:szCs w:val="18"/>
-              </w:rPr>
-            </w:pPr>
-            <w:r>
-              <w:rPr>
-                <w:rFonts w:ascii="Calibri" w:cs="Calibri" w:eastAsia="Calibri" w:hAnsi="Calibri"/>
-                <w:i w:val="1"/>
-                <w:iCs w:val="1"/>
-                <w:color w:val="548dd4"/>
-                <w:sz w:val="18"/>
-                <w:szCs w:val="18"/>
-                <w:rtl w:val="0"/>
-              </w:rPr>
-              <w:t xml:space="preserve">Nombra las actividades que se necesitan para desarrollar el proyecto APT. </w:t>
-            </w:r>
-          </w:p>
-        </w:tc>
-        <w:tc>
-          <w:tcPr/>
-          <w:p>
-            <w:pPr>
-              <w:jc w:val="both"/>
-              <w:rPr>
-                <w:b w:val="1"/>
-                <w:bCs w:val="1"/>
-                <w:sz w:val="18"/>
-                <w:szCs w:val="18"/>
-              </w:rPr>
-            </w:pPr>
-            <w:r>
-              <w:rPr>
-                <w:rFonts w:ascii="Calibri" w:cs="Calibri" w:eastAsia="Calibri" w:hAnsi="Calibri"/>
-                <w:i w:val="1"/>
-                <w:iCs w:val="1"/>
-                <w:color w:val="548dd4"/>
-                <w:sz w:val="18"/>
-                <w:szCs w:val="18"/>
-                <w:rtl w:val="0"/>
-              </w:rPr>
-              <w:t xml:space="preserve">Nombra los recursos necesarios para llevar a cabo las actividades definidas.</w:t>
-            </w:r>
-            <w:r>
-              <w:rPr>
-                <w:rtl w:val="0"/>
-              </w:rPr>
-            </w:r>
-          </w:p>
-        </w:tc>
-        <w:tc>
-          <w:tcPr/>
-          <w:p>
-            <w:pPr>
-              <w:jc w:val="both"/>
-              <w:rPr>
-                <w:b w:val="1"/>
-                <w:bCs w:val="1"/>
-                <w:sz w:val="18"/>
-                <w:szCs w:val="18"/>
-              </w:rPr>
-            </w:pPr>
-            <w:r>
-              <w:rPr>
-                <w:rFonts w:ascii="Calibri" w:cs="Calibri" w:eastAsia="Calibri" w:hAnsi="Calibri"/>
-                <w:i w:val="1"/>
-                <w:iCs w:val="1"/>
-                <w:color w:val="548dd4"/>
-                <w:sz w:val="18"/>
-                <w:szCs w:val="18"/>
-                <w:rtl w:val="0"/>
-              </w:rPr>
-              <w:t xml:space="preserve">Señala la duración de cada actividad. </w:t>
-            </w:r>
-            <w:r>
-              <w:rPr>
-                <w:rtl w:val="0"/>
-              </w:rPr>
-            </w:r>
-          </w:p>
-        </w:tc>
-        <w:tc>
-          <w:tcPr/>
-          <w:p>
-            <w:pPr>
-              <w:jc w:val="both"/>
-              <w:rPr>
-                <w:rFonts w:ascii="Calibri" w:cs="Calibri" w:eastAsia="Calibri" w:hAnsi="Calibri"/>
-                <w:i w:val="1"/>
-                <w:iCs w:val="1"/>
-                <w:color w:val="548dd4"/>
-                <w:sz w:val="18"/>
-                <w:szCs w:val="18"/>
-              </w:rPr>
-            </w:pPr>
-            <w:r>
-              <w:rPr>
-                <w:rFonts w:ascii="Calibri" w:cs="Calibri" w:eastAsia="Calibri" w:hAnsi="Calibri"/>
-                <w:i w:val="1"/>
-                <w:iCs w:val="1"/>
-                <w:color w:val="548dd4"/>
-                <w:sz w:val="18"/>
-                <w:szCs w:val="18"/>
-                <w:rtl w:val="0"/>
-              </w:rPr>
-              <w:t xml:space="preserve">Escribe el nombre del integrante del equipo responsable de cada actividad.</w:t>
-            </w:r>
-          </w:p>
-        </w:tc>
-        <w:tc>
-          <w:tcPr/>
-          <w:p>
-            <w:pPr>
-              <w:jc w:val="both"/>
-              <w:rPr>
-                <w:rFonts w:ascii="Calibri" w:cs="Calibri" w:eastAsia="Calibri" w:hAnsi="Calibri"/>
-                <w:i w:val="1"/>
-                <w:iCs w:val="1"/>
-                <w:color w:val="548dd4"/>
-                <w:sz w:val="18"/>
-                <w:szCs w:val="18"/>
-              </w:rPr>
-            </w:pPr>
-            <w:r>
-              <w:rPr>
-                <w:rFonts w:ascii="Calibri" w:cs="Calibri" w:eastAsia="Calibri" w:hAnsi="Calibri"/>
-                <w:i w:val="1"/>
-                <w:iCs w:val="1"/>
-                <w:color w:val="548dd4"/>
-                <w:sz w:val="18"/>
-                <w:szCs w:val="18"/>
-                <w:rtl w:val="0"/>
-              </w:rPr>
-              <w:t xml:space="preserve">Señala las dificultades o facilitadores que se podrían presentar durante la ejecución de cada una de las actividades propuestas.</w:t>
-            </w:r>
-          </w:p>
-        </w:tc>
-        <w:tc>
-          <w:tcPr/>
-          <w:p>
-            <w:pPr>
-              <w:jc w:val="both"/>
-              <w:rPr>
-                <w:rFonts w:ascii="Calibri" w:cs="Calibri" w:eastAsia="Calibri" w:hAnsi="Calibri"/>
-                <w:i w:val="1"/>
-                <w:iCs w:val="1"/>
-                <w:color w:val="548dd4"/>
-                <w:sz w:val="18"/>
-                <w:szCs w:val="18"/>
-              </w:rPr>
-            </w:pPr>
-            <w:r>
-              <w:rPr>
-                <w:rFonts w:ascii="Calibri" w:cs="Calibri" w:eastAsia="Calibri" w:hAnsi="Calibri"/>
-                <w:i w:val="1"/>
-                <w:iCs w:val="1"/>
-                <w:color w:val="548dd4"/>
-                <w:sz w:val="18"/>
-                <w:szCs w:val="18"/>
-                <w:rtl w:val="0"/>
-              </w:rPr>
-              <w:t xml:space="preserve">Describe el estado de avance de cada actividad.</w:t>
-            </w:r>
-          </w:p>
-          <w:p>
-            <w:pPr>
-              <w:jc w:val="both"/>
-              <w:rPr>
-                <w:rFonts w:ascii="Calibri" w:cs="Calibri" w:eastAsia="Calibri" w:hAnsi="Calibri"/>
-                <w:i w:val="1"/>
-                <w:iCs w:val="1"/>
-                <w:color w:val="c00000"/>
-                <w:sz w:val="16"/>
-                <w:szCs w:val="16"/>
-              </w:rPr>
-            </w:pPr>
-            <w:r>
-              <w:rPr>
-                <w:rtl w:val="0"/>
-              </w:rPr>
-            </w:r>
-          </w:p>
-          <w:p>
-            <w:pPr>
-              <w:jc w:val="both"/>
-              <w:rPr>
-                <w:rFonts w:ascii="Calibri" w:cs="Calibri" w:eastAsia="Calibri" w:hAnsi="Calibri"/>
-                <w:i w:val="1"/>
-                <w:iCs w:val="1"/>
-                <w:color w:val="548dd4"/>
-                <w:sz w:val="18"/>
-                <w:szCs w:val="18"/>
-              </w:rPr>
-            </w:pPr>
-            <w:r>
-              <w:rPr>
-                <w:rFonts w:ascii="Calibri" w:cs="Calibri" w:eastAsia="Calibri" w:hAnsi="Calibri"/>
-                <w:i w:val="1"/>
-                <w:iCs w:val="1"/>
-                <w:color w:val="548dd4"/>
-                <w:sz w:val="18"/>
-                <w:szCs w:val="18"/>
-                <w:rtl w:val="0"/>
-              </w:rPr>
-              <w:t xml:space="preserve">Tipos de estado: </w:t>
-            </w:r>
-          </w:p>
-          <w:p>
-            <w:pPr>
-              <w:jc w:val="both"/>
-              <w:rPr>
-                <w:rFonts w:ascii="Calibri" w:cs="Calibri" w:eastAsia="Calibri" w:hAnsi="Calibri"/>
-                <w:i w:val="1"/>
-                <w:iCs w:val="1"/>
-                <w:color w:val="c00000"/>
-                <w:sz w:val="16"/>
-                <w:szCs w:val="16"/>
-              </w:rPr>
-            </w:pPr>
-            <w:r>
-              <w:rPr>
-                <w:rFonts w:ascii="Calibri" w:cs="Calibri" w:eastAsia="Calibri" w:hAnsi="Calibri"/>
-                <w:i w:val="1"/>
-                <w:iCs w:val="1"/>
-                <w:color w:val="548dd4"/>
-                <w:sz w:val="18"/>
-                <w:szCs w:val="18"/>
-                <w:rtl w:val="0"/>
-              </w:rPr>
-              <w:t xml:space="preserve">En curso/ Con retraso/ No iniciado/ Completado/ Ajustada</w:t>
-            </w:r>
-            <w:r>
-              <w:rPr>
-                <w:rFonts w:ascii="Calibri" w:cs="Calibri" w:eastAsia="Calibri" w:hAnsi="Calibri"/>
-                <w:i w:val="1"/>
-                <w:iCs w:val="1"/>
-                <w:color w:val="c00000"/>
-                <w:sz w:val="16"/>
-                <w:szCs w:val="16"/>
-                <w:rtl w:val="0"/>
-              </w:rPr>
-              <w:t xml:space="preserve"> </w:t>
-            </w:r>
-          </w:p>
-        </w:tc>
-        <w:tc>
-          <w:tcPr/>
-          <w:p>
-            <w:pPr>
-              <w:jc w:val="both"/>
-              <w:rPr>
-                <w:rFonts w:ascii="Calibri" w:cs="Calibri" w:eastAsia="Calibri" w:hAnsi="Calibri"/>
-                <w:i w:val="1"/>
-                <w:iCs w:val="1"/>
-                <w:color w:val="548dd4"/>
-                <w:sz w:val="18"/>
-                <w:szCs w:val="18"/>
-              </w:rPr>
-            </w:pPr>
-            <w:r>
-              <w:rPr>
-                <w:rFonts w:ascii="Calibri" w:cs="Calibri" w:eastAsia="Calibri" w:hAnsi="Calibri"/>
-                <w:i w:val="1"/>
-                <w:iCs w:val="1"/>
-                <w:color w:val="548dd4"/>
-                <w:sz w:val="18"/>
-                <w:szCs w:val="18"/>
-                <w:rtl w:val="0"/>
-              </w:rPr>
-              <w:t xml:space="preserve">Señala los ajustes o reformulaciones que has realizado. </w:t>
             </w:r>
           </w:p>
         </w:tc>
@@ -1577,7 +966,1397 @@
     <w:p>
       <w:pPr>
         <w:rPr>
-          <w:color w:val="595959"/>
+          <w:sz w:val="18"/>
+          <w:szCs w:val="18"/>
+        </w:rPr>
+      </w:pPr>
+      <w:r>
+        <w:rPr>
+          <w:rtl w:val="0"/>
+        </w:rPr>
+      </w:r>
+    </w:p>
+    <w:tbl>
+      <w:tblPr>
+        <w:tblStyle w:val="Table4"/>
+        <w:tblpPr w:leftFromText="180" w:rightFromText="180" w:topFromText="180" w:bottomFromText="180" w:vertAnchor="text" w:horzAnchor="text" w:tblpX="-920.9999999999997" w:tblpY="0"/>
+        <w:tblW w:w="9390.0" w:type="dxa"/>
+        <w:jc w:val="left"/>
+        <w:tblLayout w:type="fixed"/>
+        <w:tblLook w:val="0600"/>
+      </w:tblPr>
+      <w:tblGrid>
+        <w:gridCol w:w="1890"/>
+        <w:gridCol w:w="1350"/>
+        <w:gridCol w:w="1770"/>
+        <w:gridCol w:w="1200"/>
+        <w:gridCol w:w="855"/>
+        <w:gridCol w:w="1080"/>
+        <w:gridCol w:w="1245"/>
+        <w:tblGridChange w:id="0">
+          <w:tblGrid>
+            <w:gridCol w:w="1890"/>
+            <w:gridCol w:w="1350"/>
+            <w:gridCol w:w="1770"/>
+            <w:gridCol w:w="1200"/>
+            <w:gridCol w:w="855"/>
+            <w:gridCol w:w="1080"/>
+            <w:gridCol w:w="1245"/>
+          </w:tblGrid>
+        </w:tblGridChange>
+      </w:tblGrid>
+      <w:tr>
+        <w:trPr>
+          <w:cantSplit w:val="0"/>
+          <w:trHeight w:val="1040" w:hRule="atLeast"/>
+          <w:tblHeader w:val="0"/>
+        </w:trPr>
+        <w:tc>
+          <w:tcPr/>
+          <w:p>
+            <w:pPr>
+              <w:jc w:val="center"/>
+              <w:rPr>
+                <w:sz w:val="18"/>
+                <w:szCs w:val="18"/>
+              </w:rPr>
+            </w:pPr>
+            <w:r>
+              <w:rPr>
+                <w:b w:val="1"/>
+                <w:bCs w:val="1"/>
+                <w:sz w:val="18"/>
+                <w:szCs w:val="18"/>
+                <w:rtl w:val="0"/>
+              </w:rPr>
+              <w:t xml:space="preserve">Competencia o unidad de competencia</w:t>
+            </w:r>
+            <w:r>
+              <w:rPr>
+                <w:rtl w:val="0"/>
+              </w:rPr>
+            </w:r>
+          </w:p>
+        </w:tc>
+        <w:tc>
+          <w:tcPr/>
+          <w:p>
+            <w:pPr>
+              <w:jc w:val="center"/>
+              <w:rPr>
+                <w:sz w:val="18"/>
+                <w:szCs w:val="18"/>
+              </w:rPr>
+            </w:pPr>
+            <w:r>
+              <w:rPr>
+                <w:b w:val="1"/>
+                <w:bCs w:val="1"/>
+                <w:sz w:val="18"/>
+                <w:szCs w:val="18"/>
+                <w:rtl w:val="0"/>
+              </w:rPr>
+              <w:t xml:space="preserve">Nombre de actividades/tareas</w:t>
+            </w:r>
+            <w:r>
+              <w:rPr>
+                <w:rtl w:val="0"/>
+              </w:rPr>
+            </w:r>
+          </w:p>
+        </w:tc>
+        <w:tc>
+          <w:tcPr/>
+          <w:p>
+            <w:pPr>
+              <w:jc w:val="center"/>
+              <w:rPr>
+                <w:sz w:val="18"/>
+                <w:szCs w:val="18"/>
+              </w:rPr>
+            </w:pPr>
+            <w:r>
+              <w:rPr>
+                <w:b w:val="1"/>
+                <w:bCs w:val="1"/>
+                <w:sz w:val="18"/>
+                <w:szCs w:val="18"/>
+                <w:rtl w:val="0"/>
+              </w:rPr>
+              <w:t xml:space="preserve">Descripción de actividades/tareas</w:t>
+            </w:r>
+            <w:r>
+              <w:rPr>
+                <w:rtl w:val="0"/>
+              </w:rPr>
+            </w:r>
+          </w:p>
+        </w:tc>
+        <w:tc>
+          <w:tcPr/>
+          <w:p>
+            <w:pPr>
+              <w:jc w:val="center"/>
+              <w:rPr>
+                <w:sz w:val="18"/>
+                <w:szCs w:val="18"/>
+              </w:rPr>
+            </w:pPr>
+            <w:r>
+              <w:rPr>
+                <w:b w:val="1"/>
+                <w:bCs w:val="1"/>
+                <w:sz w:val="18"/>
+                <w:szCs w:val="18"/>
+                <w:rtl w:val="0"/>
+              </w:rPr>
+              <w:t xml:space="preserve">Recursos</w:t>
+            </w:r>
+            <w:r>
+              <w:rPr>
+                <w:rtl w:val="0"/>
+              </w:rPr>
+            </w:r>
+          </w:p>
+        </w:tc>
+        <w:tc>
+          <w:tcPr/>
+          <w:p>
+            <w:pPr>
+              <w:jc w:val="center"/>
+              <w:rPr>
+                <w:sz w:val="18"/>
+                <w:szCs w:val="18"/>
+              </w:rPr>
+            </w:pPr>
+            <w:r>
+              <w:rPr>
+                <w:b w:val="1"/>
+                <w:bCs w:val="1"/>
+                <w:sz w:val="18"/>
+                <w:szCs w:val="18"/>
+                <w:rtl w:val="0"/>
+              </w:rPr>
+              <w:t xml:space="preserve">Duración</w:t>
+            </w:r>
+            <w:r>
+              <w:rPr>
+                <w:rtl w:val="0"/>
+              </w:rPr>
+            </w:r>
+          </w:p>
+        </w:tc>
+        <w:tc>
+          <w:tcPr/>
+          <w:p>
+            <w:pPr>
+              <w:jc w:val="center"/>
+              <w:rPr>
+                <w:sz w:val="18"/>
+                <w:szCs w:val="18"/>
+              </w:rPr>
+            </w:pPr>
+            <w:r>
+              <w:rPr>
+                <w:b w:val="1"/>
+                <w:bCs w:val="1"/>
+                <w:sz w:val="18"/>
+                <w:szCs w:val="18"/>
+                <w:rtl w:val="0"/>
+              </w:rPr>
+              <w:t xml:space="preserve">Responsable</w:t>
+            </w:r>
+            <w:r>
+              <w:rPr>
+                <w:rtl w:val="0"/>
+              </w:rPr>
+            </w:r>
+          </w:p>
+        </w:tc>
+        <w:tc>
+          <w:tcPr/>
+          <w:p>
+            <w:pPr>
+              <w:jc w:val="center"/>
+              <w:rPr>
+                <w:sz w:val="18"/>
+                <w:szCs w:val="18"/>
+              </w:rPr>
+            </w:pPr>
+            <w:r>
+              <w:rPr>
+                <w:b w:val="1"/>
+                <w:bCs w:val="1"/>
+                <w:sz w:val="18"/>
+                <w:szCs w:val="18"/>
+                <w:rtl w:val="0"/>
+              </w:rPr>
+              <w:t xml:space="preserve">Observaciones</w:t>
+            </w:r>
+            <w:r>
+              <w:rPr>
+                <w:rtl w:val="0"/>
+              </w:rPr>
+            </w:r>
+          </w:p>
+        </w:tc>
+      </w:tr>
+      <w:tr>
+        <w:trPr>
+          <w:cantSplit w:val="0"/>
+          <w:trHeight w:val="3200" w:hRule="atLeast"/>
+          <w:tblHeader w:val="0"/>
+        </w:trPr>
+        <w:tc>
+          <w:tcPr/>
+          <w:p>
+            <w:pPr>
+              <w:rPr>
+                <w:sz w:val="18"/>
+                <w:szCs w:val="18"/>
+              </w:rPr>
+            </w:pPr>
+            <w:r>
+              <w:rPr>
+                <w:sz w:val="18"/>
+                <w:szCs w:val="18"/>
+                <w:rtl w:val="0"/>
+              </w:rPr>
+              <w:t xml:space="preserve">Diseñar y generar soluciones de software innovadoras y de calidad, aplicando el ciclo de vida y buenas prácticas de la industria.</w:t>
+            </w:r>
+          </w:p>
+        </w:tc>
+        <w:tc>
+          <w:tcPr/>
+          <w:p>
+            <w:pPr>
+              <w:rPr>
+                <w:sz w:val="18"/>
+                <w:szCs w:val="18"/>
+              </w:rPr>
+            </w:pPr>
+            <w:r>
+              <w:rPr>
+                <w:sz w:val="18"/>
+                <w:szCs w:val="18"/>
+                <w:rtl w:val="0"/>
+              </w:rPr>
+              <w:t xml:space="preserve">Desarrollo del módulo de autenticación y gestión de usuarios</w:t>
+            </w:r>
+          </w:p>
+        </w:tc>
+        <w:tc>
+          <w:tcPr/>
+          <w:p>
+            <w:pPr>
+              <w:rPr>
+                <w:sz w:val="18"/>
+                <w:szCs w:val="18"/>
+              </w:rPr>
+            </w:pPr>
+            <w:r>
+              <w:rPr>
+                <w:sz w:val="18"/>
+                <w:szCs w:val="18"/>
+                <w:rtl w:val="0"/>
+              </w:rPr>
+              <w:t xml:space="preserve">Implementar registro, inicio de sesión, manejo de sesiones y protección de las funcionalidades que requieren usuarios autenticados.</w:t>
+            </w:r>
+          </w:p>
+        </w:tc>
+        <w:tc>
+          <w:tcPr/>
+          <w:p>
+            <w:pPr>
+              <w:rPr>
+                <w:sz w:val="18"/>
+                <w:szCs w:val="18"/>
+              </w:rPr>
+            </w:pPr>
+            <w:r>
+              <w:rPr>
+                <w:sz w:val="18"/>
+                <w:szCs w:val="18"/>
+                <w:rtl w:val="0"/>
+              </w:rPr>
+              <w:t xml:space="preserve">React Native, Expo, TypeScript, Supabase Auth, VS Code, GitHub</w:t>
+            </w:r>
+          </w:p>
+        </w:tc>
+        <w:tc>
+          <w:tcPr/>
+          <w:p>
+            <w:pPr>
+              <w:rPr>
+                <w:sz w:val="18"/>
+                <w:szCs w:val="18"/>
+              </w:rPr>
+            </w:pPr>
+            <w:r>
+              <w:rPr>
+                <w:sz w:val="18"/>
+                <w:szCs w:val="18"/>
+                <w:rtl w:val="0"/>
+              </w:rPr>
+              <w:t xml:space="preserve">1 semana</w:t>
+            </w:r>
+          </w:p>
+        </w:tc>
+        <w:tc>
+          <w:tcPr/>
+          <w:p>
+            <w:pPr>
+              <w:rPr>
+                <w:sz w:val="18"/>
+                <w:szCs w:val="18"/>
+              </w:rPr>
+            </w:pPr>
+            <w:r>
+              <w:rPr>
+                <w:sz w:val="18"/>
+                <w:szCs w:val="18"/>
+                <w:rtl w:val="0"/>
+              </w:rPr>
+              <w:t xml:space="preserve">NG</w:t>
+            </w:r>
+          </w:p>
+        </w:tc>
+        <w:tc>
+          <w:tcPr/>
+          <w:p>
+            <w:pPr>
+              <w:rPr>
+                <w:sz w:val="18"/>
+                <w:szCs w:val="18"/>
+              </w:rPr>
+            </w:pPr>
+            <w:r>
+              <w:rPr>
+                <w:sz w:val="18"/>
+                <w:szCs w:val="18"/>
+                <w:rtl w:val="0"/>
+              </w:rPr>
+              <w:t xml:space="preserve">Dependencia de la configuración de autenticación y confirmación de correo de Supabase.</w:t>
+            </w:r>
+          </w:p>
+        </w:tc>
+      </w:tr>
+      <w:tr>
+        <w:trPr>
+          <w:cantSplit w:val="0"/>
+          <w:trHeight w:val="3470" w:hRule="atLeast"/>
+          <w:tblHeader w:val="0"/>
+        </w:trPr>
+        <w:tc>
+          <w:tcPr/>
+          <w:p>
+            <w:pPr>
+              <w:rPr>
+                <w:sz w:val="18"/>
+                <w:szCs w:val="18"/>
+              </w:rPr>
+            </w:pPr>
+            <w:r>
+              <w:rPr>
+                <w:sz w:val="18"/>
+                <w:szCs w:val="18"/>
+                <w:rtl w:val="0"/>
+              </w:rPr>
+              <w:t xml:space="preserve">Diseñar y generar soluciones para resolver requerimientos de información mediante bases de datos.</w:t>
+            </w:r>
+          </w:p>
+        </w:tc>
+        <w:tc>
+          <w:tcPr/>
+          <w:p>
+            <w:pPr>
+              <w:rPr>
+                <w:sz w:val="18"/>
+                <w:szCs w:val="18"/>
+              </w:rPr>
+            </w:pPr>
+            <w:r>
+              <w:rPr>
+                <w:sz w:val="18"/>
+                <w:szCs w:val="18"/>
+                <w:rtl w:val="0"/>
+              </w:rPr>
+              <w:t xml:space="preserve">Implementación de la base de datos y servicios de consulta</w:t>
+            </w:r>
+          </w:p>
+        </w:tc>
+        <w:tc>
+          <w:tcPr/>
+          <w:p>
+            <w:pPr>
+              <w:rPr>
+                <w:sz w:val="18"/>
+                <w:szCs w:val="18"/>
+              </w:rPr>
+            </w:pPr>
+            <w:r>
+              <w:rPr>
+                <w:sz w:val="18"/>
+                <w:szCs w:val="18"/>
+                <w:rtl w:val="0"/>
+              </w:rPr>
+              <w:t xml:space="preserve">Integrar el esquema de Supabase con la aplicación, configurar consultas de medicamentos, farmacias y stock, además de utilizar funciones RPC para las búsquedas por proximidad.</w:t>
+            </w:r>
+          </w:p>
+        </w:tc>
+        <w:tc>
+          <w:tcPr/>
+          <w:p>
+            <w:pPr>
+              <w:rPr>
+                <w:sz w:val="18"/>
+                <w:szCs w:val="18"/>
+              </w:rPr>
+            </w:pPr>
+            <w:r>
+              <w:rPr>
+                <w:sz w:val="18"/>
+                <w:szCs w:val="18"/>
+                <w:rtl w:val="0"/>
+              </w:rPr>
+              <w:t xml:space="preserve">Supabase, PostgreSQL, PostGIS, SQL, RLS, RPC, TypeScript</w:t>
+            </w:r>
+          </w:p>
+        </w:tc>
+        <w:tc>
+          <w:tcPr/>
+          <w:p>
+            <w:pPr>
+              <w:rPr>
+                <w:sz w:val="18"/>
+                <w:szCs w:val="18"/>
+              </w:rPr>
+            </w:pPr>
+            <w:r>
+              <w:rPr>
+                <w:sz w:val="18"/>
+                <w:szCs w:val="18"/>
+                <w:rtl w:val="0"/>
+              </w:rPr>
+              <w:t xml:space="preserve">2 semanas</w:t>
+            </w:r>
+          </w:p>
+        </w:tc>
+        <w:tc>
+          <w:tcPr/>
+          <w:p>
+            <w:pPr>
+              <w:rPr>
+                <w:sz w:val="18"/>
+                <w:szCs w:val="18"/>
+              </w:rPr>
+            </w:pPr>
+            <w:r>
+              <w:rPr>
+                <w:sz w:val="18"/>
+                <w:szCs w:val="18"/>
+                <w:rtl w:val="0"/>
+              </w:rPr>
+              <w:t xml:space="preserve">MZ</w:t>
+            </w:r>
+          </w:p>
+        </w:tc>
+        <w:tc>
+          <w:tcPr/>
+          <w:p>
+            <w:pPr>
+              <w:rPr>
+                <w:sz w:val="18"/>
+                <w:szCs w:val="18"/>
+              </w:rPr>
+            </w:pPr>
+            <w:r>
+              <w:rPr>
+                <w:sz w:val="18"/>
+                <w:szCs w:val="18"/>
+                <w:rtl w:val="0"/>
+              </w:rPr>
+              <w:t xml:space="preserve">Se deben validar los permisos RLS y la correcta relación entre medicamentos, farmacias y disponibilidad.</w:t>
+            </w:r>
+          </w:p>
+        </w:tc>
+      </w:tr>
+      <w:tr>
+        <w:trPr>
+          <w:cantSplit w:val="0"/>
+          <w:trHeight w:val="3200" w:hRule="atLeast"/>
+          <w:tblHeader w:val="0"/>
+        </w:trPr>
+        <w:tc>
+          <w:tcPr/>
+          <w:p>
+            <w:pPr>
+              <w:rPr>
+                <w:sz w:val="18"/>
+                <w:szCs w:val="18"/>
+              </w:rPr>
+            </w:pPr>
+            <w:r>
+              <w:rPr>
+                <w:sz w:val="18"/>
+                <w:szCs w:val="18"/>
+                <w:rtl w:val="0"/>
+              </w:rPr>
+              <w:t xml:space="preserve">Diseñar y adaptar procesos de ingeniería de requisitos para desarrollar soluciones TI complejas y de calidad.</w:t>
+            </w:r>
+          </w:p>
+        </w:tc>
+        <w:tc>
+          <w:tcPr/>
+          <w:p>
+            <w:pPr>
+              <w:rPr>
+                <w:sz w:val="18"/>
+                <w:szCs w:val="18"/>
+              </w:rPr>
+            </w:pPr>
+            <w:r>
+              <w:rPr>
+                <w:sz w:val="18"/>
+                <w:szCs w:val="18"/>
+                <w:rtl w:val="0"/>
+              </w:rPr>
+              <w:t xml:space="preserve">Desarrollo del buscador de medicamentos</w:t>
+            </w:r>
+          </w:p>
+        </w:tc>
+        <w:tc>
+          <w:tcPr/>
+          <w:p>
+            <w:pPr>
+              <w:rPr>
+                <w:sz w:val="18"/>
+                <w:szCs w:val="18"/>
+              </w:rPr>
+            </w:pPr>
+            <w:r>
+              <w:rPr>
+                <w:sz w:val="18"/>
+                <w:szCs w:val="18"/>
+                <w:rtl w:val="0"/>
+              </w:rPr>
+              <w:t xml:space="preserve">Implementar la búsqueda de productos por nombre, código de barras y descripción, incorporando validaciones, estados de carga, resultados vacíos y manejo de errores.</w:t>
+            </w:r>
+          </w:p>
+        </w:tc>
+        <w:tc>
+          <w:tcPr/>
+          <w:p>
+            <w:pPr>
+              <w:rPr>
+                <w:sz w:val="18"/>
+                <w:szCs w:val="18"/>
+              </w:rPr>
+            </w:pPr>
+            <w:r>
+              <w:rPr>
+                <w:sz w:val="18"/>
+                <w:szCs w:val="18"/>
+                <w:rtl w:val="0"/>
+              </w:rPr>
+              <w:t xml:space="preserve">React Native, TypeScript, Supabase, componentes reutilizables, Expo Go</w:t>
+            </w:r>
+          </w:p>
+        </w:tc>
+        <w:tc>
+          <w:tcPr/>
+          <w:p>
+            <w:pPr>
+              <w:rPr>
+                <w:sz w:val="18"/>
+                <w:szCs w:val="18"/>
+              </w:rPr>
+            </w:pPr>
+            <w:r>
+              <w:rPr>
+                <w:sz w:val="18"/>
+                <w:szCs w:val="18"/>
+                <w:rtl w:val="0"/>
+              </w:rPr>
+              <w:t xml:space="preserve">1 semana</w:t>
+            </w:r>
+          </w:p>
+        </w:tc>
+        <w:tc>
+          <w:tcPr/>
+          <w:p>
+            <w:pPr>
+              <w:rPr>
+                <w:sz w:val="18"/>
+                <w:szCs w:val="18"/>
+              </w:rPr>
+            </w:pPr>
+            <w:r>
+              <w:rPr>
+                <w:sz w:val="18"/>
+                <w:szCs w:val="18"/>
+                <w:rtl w:val="0"/>
+              </w:rPr>
+              <w:t xml:space="preserve">EE</w:t>
+            </w:r>
+          </w:p>
+        </w:tc>
+        <w:tc>
+          <w:tcPr/>
+          <w:p>
+            <w:pPr>
+              <w:rPr>
+                <w:sz w:val="18"/>
+                <w:szCs w:val="18"/>
+              </w:rPr>
+            </w:pPr>
+            <w:r>
+              <w:rPr>
+                <w:sz w:val="18"/>
+                <w:szCs w:val="18"/>
+                <w:rtl w:val="0"/>
+              </w:rPr>
+              <w:t xml:space="preserve">La búsqueda se limita inicialmente al catálogo de productos disponible en Lioren.</w:t>
+            </w:r>
+          </w:p>
+        </w:tc>
+      </w:tr>
+      <w:tr>
+        <w:trPr>
+          <w:cantSplit w:val="0"/>
+          <w:trHeight w:val="3200" w:hRule="atLeast"/>
+          <w:tblHeader w:val="0"/>
+        </w:trPr>
+        <w:tc>
+          <w:tcPr/>
+          <w:p>
+            <w:pPr>
+              <w:rPr>
+                <w:sz w:val="18"/>
+                <w:szCs w:val="18"/>
+              </w:rPr>
+            </w:pPr>
+            <w:r>
+              <w:rPr>
+                <w:sz w:val="18"/>
+                <w:szCs w:val="18"/>
+                <w:rtl w:val="0"/>
+              </w:rPr>
+              <w:t xml:space="preserve">Evaluar y gestionar proyectos durante su ciclo de vida utilizando metodologías y herramientas de software.</w:t>
+            </w:r>
+          </w:p>
+        </w:tc>
+        <w:tc>
+          <w:tcPr/>
+          <w:p>
+            <w:pPr>
+              <w:rPr>
+                <w:sz w:val="18"/>
+                <w:szCs w:val="18"/>
+              </w:rPr>
+            </w:pPr>
+            <w:r>
+              <w:rPr>
+                <w:sz w:val="18"/>
+                <w:szCs w:val="18"/>
+                <w:rtl w:val="0"/>
+              </w:rPr>
+              <w:t xml:space="preserve">Integración y sincronización con la API de Lioren</w:t>
+            </w:r>
+          </w:p>
+        </w:tc>
+        <w:tc>
+          <w:tcPr/>
+          <w:p>
+            <w:pPr>
+              <w:rPr>
+                <w:sz w:val="18"/>
+                <w:szCs w:val="18"/>
+              </w:rPr>
+            </w:pPr>
+            <w:r>
+              <w:rPr>
+                <w:sz w:val="18"/>
+                <w:szCs w:val="18"/>
+                <w:rtl w:val="0"/>
+              </w:rPr>
+              <w:t xml:space="preserve">Desarrollar la Edge Function encargada de consultar la API de Lioren, sincronizar los productos activos y actualizar la información disponible en Supabase.</w:t>
+            </w:r>
+          </w:p>
+        </w:tc>
+        <w:tc>
+          <w:tcPr/>
+          <w:p>
+            <w:pPr>
+              <w:rPr>
+                <w:sz w:val="18"/>
+                <w:szCs w:val="18"/>
+              </w:rPr>
+            </w:pPr>
+            <w:r>
+              <w:rPr>
+                <w:sz w:val="18"/>
+                <w:szCs w:val="18"/>
+                <w:rtl w:val="0"/>
+              </w:rPr>
+              <w:t xml:space="preserve">Supabase Edge Functions, Deno, API de Lioren, variables secretas, PostgreSQL</w:t>
+            </w:r>
+          </w:p>
+        </w:tc>
+        <w:tc>
+          <w:tcPr/>
+          <w:p>
+            <w:pPr>
+              <w:rPr>
+                <w:sz w:val="18"/>
+                <w:szCs w:val="18"/>
+              </w:rPr>
+            </w:pPr>
+            <w:r>
+              <w:rPr>
+                <w:sz w:val="18"/>
+                <w:szCs w:val="18"/>
+                <w:rtl w:val="0"/>
+              </w:rPr>
+              <w:t xml:space="preserve">2 semanas</w:t>
+            </w:r>
+          </w:p>
+        </w:tc>
+        <w:tc>
+          <w:tcPr/>
+          <w:p>
+            <w:pPr>
+              <w:rPr>
+                <w:sz w:val="18"/>
+                <w:szCs w:val="18"/>
+              </w:rPr>
+            </w:pPr>
+            <w:r>
+              <w:rPr>
+                <w:sz w:val="18"/>
+                <w:szCs w:val="18"/>
+                <w:rtl w:val="0"/>
+              </w:rPr>
+              <w:t xml:space="preserve">NG</w:t>
+            </w:r>
+          </w:p>
+        </w:tc>
+        <w:tc>
+          <w:tcPr/>
+          <w:p>
+            <w:pPr>
+              <w:rPr>
+                <w:sz w:val="18"/>
+                <w:szCs w:val="18"/>
+              </w:rPr>
+            </w:pPr>
+            <w:r>
+              <w:rPr>
+                <w:sz w:val="18"/>
+                <w:szCs w:val="18"/>
+                <w:rtl w:val="0"/>
+              </w:rPr>
+              <w:t xml:space="preserve">La disponibilidad real depende de la información entregada por la cuenta de Lioren y sus endpoints.</w:t>
+            </w:r>
+          </w:p>
+        </w:tc>
+      </w:tr>
+      <w:tr>
+        <w:trPr>
+          <w:cantSplit w:val="0"/>
+          <w:trHeight w:val="3470" w:hRule="atLeast"/>
+          <w:tblHeader w:val="0"/>
+        </w:trPr>
+        <w:tc>
+          <w:tcPr/>
+          <w:p>
+            <w:pPr>
+              <w:rPr>
+                <w:sz w:val="18"/>
+                <w:szCs w:val="18"/>
+              </w:rPr>
+            </w:pPr>
+            <w:r>
+              <w:rPr>
+                <w:sz w:val="18"/>
+                <w:szCs w:val="18"/>
+                <w:rtl w:val="0"/>
+              </w:rPr>
+              <w:t xml:space="preserve">Diseñar soluciones de software considerando estándares, seguridad, calidad y sostenibilidad.</w:t>
+            </w:r>
+          </w:p>
+        </w:tc>
+        <w:tc>
+          <w:tcPr/>
+          <w:p>
+            <w:pPr>
+              <w:rPr>
+                <w:sz w:val="18"/>
+                <w:szCs w:val="18"/>
+              </w:rPr>
+            </w:pPr>
+            <w:r>
+              <w:rPr>
+                <w:sz w:val="18"/>
+                <w:szCs w:val="18"/>
+                <w:rtl w:val="0"/>
+              </w:rPr>
+              <w:t xml:space="preserve">Implementación de controles de privacidad y seguridad</w:t>
+            </w:r>
+          </w:p>
+        </w:tc>
+        <w:tc>
+          <w:tcPr/>
+          <w:p>
+            <w:pPr>
+              <w:rPr>
+                <w:sz w:val="18"/>
+                <w:szCs w:val="18"/>
+              </w:rPr>
+            </w:pPr>
+            <w:r>
+              <w:rPr>
+                <w:sz w:val="18"/>
+                <w:szCs w:val="18"/>
+                <w:rtl w:val="0"/>
+              </w:rPr>
+              <w:t xml:space="preserve">Aplicar políticas RLS, control de acceso autenticado, almacenamiento mínimo de información, ubicación temporal y protección de credenciales y datos sensibles.</w:t>
+            </w:r>
+          </w:p>
+        </w:tc>
+        <w:tc>
+          <w:tcPr/>
+          <w:p>
+            <w:pPr>
+              <w:rPr>
+                <w:sz w:val="18"/>
+                <w:szCs w:val="18"/>
+              </w:rPr>
+            </w:pPr>
+            <w:r>
+              <w:rPr>
+                <w:sz w:val="18"/>
+                <w:szCs w:val="18"/>
+                <w:rtl w:val="0"/>
+              </w:rPr>
+              <w:t xml:space="preserve">Supabase RLS, Edge Functions, TypeScript, variables de entorno, PostGIS</w:t>
+            </w:r>
+          </w:p>
+        </w:tc>
+        <w:tc>
+          <w:tcPr/>
+          <w:p>
+            <w:pPr>
+              <w:rPr>
+                <w:sz w:val="18"/>
+                <w:szCs w:val="18"/>
+              </w:rPr>
+            </w:pPr>
+            <w:r>
+              <w:rPr>
+                <w:sz w:val="18"/>
+                <w:szCs w:val="18"/>
+                <w:rtl w:val="0"/>
+              </w:rPr>
+              <w:t xml:space="preserve">1 semana</w:t>
+            </w:r>
+          </w:p>
+        </w:tc>
+        <w:tc>
+          <w:tcPr/>
+          <w:p>
+            <w:pPr>
+              <w:rPr>
+                <w:sz w:val="18"/>
+                <w:szCs w:val="18"/>
+              </w:rPr>
+            </w:pPr>
+            <w:r>
+              <w:rPr>
+                <w:sz w:val="18"/>
+                <w:szCs w:val="18"/>
+                <w:rtl w:val="0"/>
+              </w:rPr>
+              <w:t xml:space="preserve">MZ</w:t>
+            </w:r>
+          </w:p>
+        </w:tc>
+        <w:tc>
+          <w:tcPr/>
+          <w:p>
+            <w:pPr>
+              <w:rPr>
+                <w:sz w:val="18"/>
+                <w:szCs w:val="18"/>
+              </w:rPr>
+            </w:pPr>
+            <w:r>
+              <w:rPr>
+                <w:sz w:val="18"/>
+                <w:szCs w:val="18"/>
+                <w:rtl w:val="0"/>
+              </w:rPr>
+              <w:t xml:space="preserve">Deben evitarse claves privadas en la aplicación y datos sensibles en logs o servicios externos.</w:t>
+            </w:r>
+          </w:p>
+        </w:tc>
+      </w:tr>
+      <w:tr>
+        <w:trPr>
+          <w:cantSplit w:val="0"/>
+          <w:trHeight w:val="3200" w:hRule="atLeast"/>
+          <w:tblHeader w:val="0"/>
+        </w:trPr>
+        <w:tc>
+          <w:tcPr/>
+          <w:p>
+            <w:pPr>
+              <w:rPr>
+                <w:sz w:val="18"/>
+                <w:szCs w:val="18"/>
+              </w:rPr>
+            </w:pPr>
+            <w:r>
+              <w:rPr>
+                <w:sz w:val="18"/>
+                <w:szCs w:val="18"/>
+                <w:rtl w:val="0"/>
+              </w:rPr>
+              <w:t xml:space="preserve">Desarrollar proyectos de software para plataformas y dispositivos móviles mediante frameworks y buenas prácticas.</w:t>
+            </w:r>
+          </w:p>
+        </w:tc>
+        <w:tc>
+          <w:tcPr/>
+          <w:p>
+            <w:pPr>
+              <w:rPr>
+                <w:sz w:val="18"/>
+                <w:szCs w:val="18"/>
+              </w:rPr>
+            </w:pPr>
+            <w:r>
+              <w:rPr>
+                <w:sz w:val="18"/>
+                <w:szCs w:val="18"/>
+                <w:rtl w:val="0"/>
+              </w:rPr>
+              <w:t xml:space="preserve">Desarrollo del mapa y búsqueda de farmacias cercanas</w:t>
+            </w:r>
+          </w:p>
+        </w:tc>
+        <w:tc>
+          <w:tcPr/>
+          <w:p>
+            <w:pPr>
+              <w:rPr>
+                <w:sz w:val="18"/>
+                <w:szCs w:val="18"/>
+              </w:rPr>
+            </w:pPr>
+            <w:r>
+              <w:rPr>
+                <w:sz w:val="18"/>
+                <w:szCs w:val="18"/>
+                <w:rtl w:val="0"/>
+              </w:rPr>
+              <w:t xml:space="preserve">Implementar el uso de ubicación en primer plano, visualización del mapa, marcadores de farmacias y consulta de establecimientos cercanos mediante coordenadas temporales.</w:t>
+            </w:r>
+          </w:p>
+        </w:tc>
+        <w:tc>
+          <w:tcPr/>
+          <w:p>
+            <w:pPr>
+              <w:rPr>
+                <w:sz w:val="18"/>
+                <w:szCs w:val="18"/>
+              </w:rPr>
+            </w:pPr>
+            <w:r>
+              <w:rPr>
+                <w:sz w:val="18"/>
+                <w:szCs w:val="18"/>
+                <w:rtl w:val="0"/>
+              </w:rPr>
+              <w:t xml:space="preserve">React Native, Expo, </w:t>
+            </w:r>
+            <w:r>
+              <w:rPr>
+                <w:sz w:val="18"/>
+                <w:szCs w:val="18"/>
+                <w:rtl w:val="0"/>
+              </w:rPr>
+              <w:t xml:space="preserve">react-native-maps</w:t>
+            </w:r>
+            <w:r>
+              <w:rPr>
+                <w:sz w:val="18"/>
+                <w:szCs w:val="18"/>
+                <w:rtl w:val="0"/>
+              </w:rPr>
+              <w:t xml:space="preserve">, </w:t>
+            </w:r>
+            <w:r>
+              <w:rPr>
+                <w:sz w:val="18"/>
+                <w:szCs w:val="18"/>
+                <w:rtl w:val="0"/>
+              </w:rPr>
+              <w:t xml:space="preserve">expo-location</w:t>
+            </w:r>
+            <w:r>
+              <w:rPr>
+                <w:sz w:val="18"/>
+                <w:szCs w:val="18"/>
+                <w:rtl w:val="0"/>
+              </w:rPr>
+              <w:t xml:space="preserve">, Google Maps, Supabase RPC</w:t>
+            </w:r>
+          </w:p>
+        </w:tc>
+        <w:tc>
+          <w:tcPr/>
+          <w:p>
+            <w:pPr>
+              <w:rPr>
+                <w:sz w:val="18"/>
+                <w:szCs w:val="18"/>
+              </w:rPr>
+            </w:pPr>
+            <w:r>
+              <w:rPr>
+                <w:sz w:val="18"/>
+                <w:szCs w:val="18"/>
+                <w:rtl w:val="0"/>
+              </w:rPr>
+              <w:t xml:space="preserve">2 semanas</w:t>
+            </w:r>
+          </w:p>
+        </w:tc>
+        <w:tc>
+          <w:tcPr/>
+          <w:p>
+            <w:pPr>
+              <w:rPr>
+                <w:sz w:val="18"/>
+                <w:szCs w:val="18"/>
+              </w:rPr>
+            </w:pPr>
+            <w:r>
+              <w:rPr>
+                <w:sz w:val="18"/>
+                <w:szCs w:val="18"/>
+                <w:rtl w:val="0"/>
+              </w:rPr>
+              <w:t xml:space="preserve">EE</w:t>
+            </w:r>
+          </w:p>
+        </w:tc>
+        <w:tc>
+          <w:tcPr/>
+          <w:p>
+            <w:pPr>
+              <w:rPr>
+                <w:sz w:val="18"/>
+                <w:szCs w:val="18"/>
+              </w:rPr>
+            </w:pPr>
+            <w:r>
+              <w:rPr>
+                <w:sz w:val="18"/>
+                <w:szCs w:val="18"/>
+                <w:rtl w:val="0"/>
+              </w:rPr>
+              <w:t xml:space="preserve">Requiere permisos de ubicación, configuración de API Maps y pruebas en dispositivos móviles reales.</w:t>
+            </w:r>
+          </w:p>
+        </w:tc>
+      </w:tr>
+      <w:tr>
+        <w:trPr>
+          <w:cantSplit w:val="0"/>
+          <w:trHeight w:val="2930" w:hRule="atLeast"/>
+          <w:tblHeader w:val="0"/>
+        </w:trPr>
+        <w:tc>
+          <w:tcPr/>
+          <w:p>
+            <w:pPr>
+              <w:rPr>
+                <w:sz w:val="18"/>
+                <w:szCs w:val="18"/>
+              </w:rPr>
+            </w:pPr>
+            <w:r>
+              <w:rPr>
+                <w:sz w:val="18"/>
+                <w:szCs w:val="18"/>
+                <w:rtl w:val="0"/>
+              </w:rPr>
+              <w:t xml:space="preserve">Diseñar y generar soluciones de software innovadoras y de calidad.</w:t>
+            </w:r>
+          </w:p>
+        </w:tc>
+        <w:tc>
+          <w:tcPr/>
+          <w:p>
+            <w:pPr>
+              <w:rPr>
+                <w:sz w:val="18"/>
+                <w:szCs w:val="18"/>
+              </w:rPr>
+            </w:pPr>
+            <w:r>
+              <w:rPr>
+                <w:sz w:val="18"/>
+                <w:szCs w:val="18"/>
+                <w:rtl w:val="0"/>
+              </w:rPr>
+              <w:t xml:space="preserve">Implementación del registro de tratamientos mediante OCR</w:t>
+            </w:r>
+          </w:p>
+        </w:tc>
+        <w:tc>
+          <w:tcPr/>
+          <w:p>
+            <w:pPr>
+              <w:rPr>
+                <w:sz w:val="18"/>
+                <w:szCs w:val="18"/>
+              </w:rPr>
+            </w:pPr>
+            <w:r>
+              <w:rPr>
+                <w:sz w:val="18"/>
+                <w:szCs w:val="18"/>
+                <w:rtl w:val="0"/>
+              </w:rPr>
+              <w:t xml:space="preserve">Integrar el flujo de lectura de recetas mediante OCR, permitir la identificación de medicamentos y registrar el tratamiento confirmado por el usuario.</w:t>
+            </w:r>
+          </w:p>
+        </w:tc>
+        <w:tc>
+          <w:tcPr/>
+          <w:p>
+            <w:pPr>
+              <w:rPr>
+                <w:sz w:val="18"/>
+                <w:szCs w:val="18"/>
+              </w:rPr>
+            </w:pPr>
+            <w:r>
+              <w:rPr>
+                <w:sz w:val="18"/>
+                <w:szCs w:val="18"/>
+                <w:rtl w:val="0"/>
+              </w:rPr>
+              <w:t xml:space="preserve">React Native, Edge Functions, API de IA/OCR, Supabase, TypeScript</w:t>
+            </w:r>
+          </w:p>
+        </w:tc>
+        <w:tc>
+          <w:tcPr/>
+          <w:p>
+            <w:pPr>
+              <w:rPr>
+                <w:sz w:val="18"/>
+                <w:szCs w:val="18"/>
+              </w:rPr>
+            </w:pPr>
+            <w:r>
+              <w:rPr>
+                <w:sz w:val="18"/>
+                <w:szCs w:val="18"/>
+                <w:rtl w:val="0"/>
+              </w:rPr>
+              <w:t xml:space="preserve">1 semana</w:t>
+            </w:r>
+          </w:p>
+        </w:tc>
+        <w:tc>
+          <w:tcPr/>
+          <w:p>
+            <w:pPr>
+              <w:rPr>
+                <w:sz w:val="18"/>
+                <w:szCs w:val="18"/>
+              </w:rPr>
+            </w:pPr>
+            <w:r>
+              <w:rPr>
+                <w:sz w:val="18"/>
+                <w:szCs w:val="18"/>
+                <w:rtl w:val="0"/>
+              </w:rPr>
+              <w:t xml:space="preserve">NG</w:t>
+            </w:r>
+          </w:p>
+        </w:tc>
+        <w:tc>
+          <w:tcPr/>
+          <w:p>
+            <w:pPr>
+              <w:rPr>
+                <w:sz w:val="18"/>
+                <w:szCs w:val="18"/>
+              </w:rPr>
+            </w:pPr>
+            <w:r>
+              <w:rPr>
+                <w:sz w:val="18"/>
+                <w:szCs w:val="18"/>
+                <w:rtl w:val="0"/>
+              </w:rPr>
+              <w:t xml:space="preserve">El resultado debe ser revisado y confirmado por el usuario antes de crear un tratamiento.</w:t>
+            </w:r>
+          </w:p>
+        </w:tc>
+      </w:tr>
+      <w:tr>
+        <w:trPr>
+          <w:cantSplit w:val="0"/>
+          <w:trHeight w:val="2660" w:hRule="atLeast"/>
+          <w:tblHeader w:val="0"/>
+        </w:trPr>
+        <w:tc>
+          <w:tcPr/>
+          <w:p>
+            <w:pPr>
+              <w:rPr>
+                <w:sz w:val="18"/>
+                <w:szCs w:val="18"/>
+              </w:rPr>
+            </w:pPr>
+            <w:r>
+              <w:rPr>
+                <w:sz w:val="18"/>
+                <w:szCs w:val="18"/>
+                <w:rtl w:val="0"/>
+              </w:rPr>
+              <w:t xml:space="preserve">Diseñar y generar soluciones para resolver requerimientos de información mediante bases de datos.</w:t>
+            </w:r>
+          </w:p>
+        </w:tc>
+        <w:tc>
+          <w:tcPr/>
+          <w:p>
+            <w:pPr>
+              <w:rPr>
+                <w:sz w:val="18"/>
+                <w:szCs w:val="18"/>
+              </w:rPr>
+            </w:pPr>
+            <w:r>
+              <w:rPr>
+                <w:sz w:val="18"/>
+                <w:szCs w:val="18"/>
+                <w:rtl w:val="0"/>
+              </w:rPr>
+              <w:t xml:space="preserve">Persistencia y seguimiento de tratamientos</w:t>
+            </w:r>
+          </w:p>
+        </w:tc>
+        <w:tc>
+          <w:tcPr/>
+          <w:p>
+            <w:pPr>
+              <w:rPr>
+                <w:sz w:val="18"/>
+                <w:szCs w:val="18"/>
+              </w:rPr>
+            </w:pPr>
+            <w:r>
+              <w:rPr>
+                <w:sz w:val="18"/>
+                <w:szCs w:val="18"/>
+                <w:rtl w:val="0"/>
+              </w:rPr>
+              <w:t xml:space="preserve">Implementar el registro de medicamentos asociados, horarios, frecuencias y tomas realizadas por el usuario.</w:t>
+            </w:r>
+          </w:p>
+        </w:tc>
+        <w:tc>
+          <w:tcPr/>
+          <w:p>
+            <w:pPr>
+              <w:rPr>
+                <w:sz w:val="18"/>
+                <w:szCs w:val="18"/>
+              </w:rPr>
+            </w:pPr>
+            <w:r>
+              <w:rPr>
+                <w:sz w:val="18"/>
+                <w:szCs w:val="18"/>
+                <w:rtl w:val="0"/>
+              </w:rPr>
+              <w:t xml:space="preserve">PostgreSQL, Supabase, RLS, RPC, React Native</w:t>
+            </w:r>
+          </w:p>
+        </w:tc>
+        <w:tc>
+          <w:tcPr/>
+          <w:p>
+            <w:pPr>
+              <w:rPr>
+                <w:sz w:val="18"/>
+                <w:szCs w:val="18"/>
+              </w:rPr>
+            </w:pPr>
+            <w:r>
+              <w:rPr>
+                <w:sz w:val="18"/>
+                <w:szCs w:val="18"/>
+                <w:rtl w:val="0"/>
+              </w:rPr>
+              <w:t xml:space="preserve">2 semanas</w:t>
+            </w:r>
+          </w:p>
+        </w:tc>
+        <w:tc>
+          <w:tcPr/>
+          <w:p>
+            <w:pPr>
+              <w:rPr>
+                <w:sz w:val="18"/>
+                <w:szCs w:val="18"/>
+              </w:rPr>
+            </w:pPr>
+            <w:r>
+              <w:rPr>
+                <w:sz w:val="18"/>
+                <w:szCs w:val="18"/>
+                <w:rtl w:val="0"/>
+              </w:rPr>
+              <w:t xml:space="preserve">MZ</w:t>
+            </w:r>
+          </w:p>
+        </w:tc>
+        <w:tc>
+          <w:tcPr/>
+          <w:p>
+            <w:pPr>
+              <w:rPr>
+                <w:sz w:val="18"/>
+                <w:szCs w:val="18"/>
+              </w:rPr>
+            </w:pPr>
+            <w:r>
+              <w:rPr>
+                <w:sz w:val="18"/>
+                <w:szCs w:val="18"/>
+                <w:rtl w:val="0"/>
+              </w:rPr>
+              <w:t xml:space="preserve">Los datos de tratamientos requieren protección reforzada por corresponder potencialmente a información de salud.</w:t>
+            </w:r>
+          </w:p>
+        </w:tc>
+      </w:tr>
+    </w:tbl>
+    <w:p>
+      <w:pPr>
+        <w:rPr>
           <w:sz w:val="24"/>
           <w:szCs w:val="24"/>
         </w:rPr>
@@ -1590,10 +2369,10 @@
     </w:p>
     <w:tbl>
       <w:tblPr>
-        <w:tblStyle w:val="Table4"/>
-        <w:tblW w:w="9498.0" w:type="dxa"/>
+        <w:tblStyle w:val="Table5"/>
+        <w:tblW w:w="10770.0" w:type="dxa"/>
         <w:jc w:val="left"/>
-        <w:tblInd w:w="-572.0" w:type="dxa"/>
+        <w:tblInd w:w="-1127.0" w:type="dxa"/>
         <w:tblBorders>
           <w:top w:color="bfbfbf" w:space="0" w:sz="4" w:val="single"/>
           <w:left w:color="bfbfbf" w:space="0" w:sz="4" w:val="single"/>
@@ -1606,10 +2385,10 @@
         <w:tblLook w:val="0400"/>
       </w:tblPr>
       <w:tblGrid>
-        <w:gridCol w:w="9498"/>
+        <w:gridCol w:w="10770"/>
         <w:tblGridChange w:id="0">
           <w:tblGrid>
-            <w:gridCol w:w="9498"/>
+            <w:gridCol w:w="10770"/>
           </w:tblGrid>
         </w:tblGridChange>
       </w:tblGrid>
@@ -1650,7 +2429,7 @@
       <w:tr>
         <w:trPr>
           <w:cantSplit w:val="0"/>
-          <w:trHeight w:val="800" w:hRule="atLeast"/>
+          <w:trHeight w:val="6094.581380208334" w:hRule="atLeast"/>
           <w:tblHeader w:val="0"/>
         </w:trPr>
         <w:tc>
@@ -1658,6 +2437,23 @@
             <w:shd w:fill="d9e2f3" w:val="clear"/>
             <w:vAlign w:val="center"/>
           </w:tcPr>
+          <w:p>
+            <w:pPr>
+              <w:tabs>
+                <w:tab w:val="center" w:leader="none" w:pos="4419"/>
+                <w:tab w:val="right" w:leader="none" w:pos="8838"/>
+              </w:tabs>
+              <w:spacing w:after="240" w:before="240" w:line="240" w:lineRule="auto"/>
+              <w:jc w:val="both"/>
+              <w:rPr/>
+            </w:pPr>
+            <w:r>
+              <w:rPr>
+                <w:rtl w:val="0"/>
+              </w:rPr>
+              <w:t xml:space="preserve">La ejecución del plan se facilitó por el uso de tecnologías conocidas como React Native, Expo, TypeScript y Supabase, además de la integración de servicios mediante APIs y Edge Functions. Entre las principales dificultades estuvieron la configuración de mapas, permisos de ubicación, disponibilidad limitada de datos provenientes de Lioren y la protección de información sensible asociada a tratamientos y recetas. Estos obstáculos se abordaron mediante pruebas incrementales, validaciones en dispositivos reales, almacenamiento temporal de la ubicación, uso de políticas RLS y separación de credenciales mediante variables seguras. A partir del análisis, se ajustó el plan priorizando primero el buscador de productos, el mapa y la consulta de farmacias, dejando la sincronización completa de stock y algunas funciones avanzadas para etapas posteriores.</w:t>
+            </w:r>
+          </w:p>
           <w:p>
             <w:pPr>
               <w:keepNext w:val="0"/>
@@ -1680,39 +2476,13 @@
               <w:ind w:left="0" w:right="0" w:firstLine="0"/>
               <w:jc w:val="both"/>
               <w:rPr>
-                <w:rFonts w:ascii="Calibri" w:cs="Calibri" w:eastAsia="Calibri" w:hAnsi="Calibri"/>
-                <w:b w:val="0"/>
-                <w:bCs w:val="0"/>
-                <w:i w:val="0"/>
-                <w:iCs w:val="0"/>
-                <w:smallCaps w:val="0"/>
-                <w:strike w:val="0"/>
                 <w:color w:val="1f3864"/>
-                <w:sz w:val="22"/>
-                <w:szCs w:val="22"/>
-                <w:u w:val="none"/>
-                <w:shd w:fill="auto" w:val="clear"/>
-                <w:vertAlign w:val="baseline"/>
-              </w:rPr>
-            </w:pPr>
-            <w:r>
-              <w:rPr>
-                <w:rFonts w:ascii="Calibri" w:cs="Calibri" w:eastAsia="Calibri" w:hAnsi="Calibri"/>
-                <w:b w:val="0"/>
-                <w:bCs w:val="0"/>
-                <w:i w:val="0"/>
-                <w:iCs w:val="0"/>
-                <w:smallCaps w:val="0"/>
-                <w:strike w:val="0"/>
-                <w:color w:val="1f3864"/>
-                <w:sz w:val="22"/>
-                <w:szCs w:val="22"/>
-                <w:u w:val="none"/>
-                <w:shd w:fill="auto" w:val="clear"/>
-                <w:vertAlign w:val="baseline"/>
-                <w:rtl w:val="0"/>
-              </w:rPr>
-              <w:t xml:space="preserve">Profundiza en las observaciones de tu plan de trabajo. Analiza las actividades planificadas y señala qué aspectos facilitaron u obstaculizaron la ejecución del plan. Plantea cómo abordaste y/o abordarás los obstáculos. Por último, señala los ajustes que realizaste al plan de trabajo a partir de este análisis.</w:t>
+              </w:rPr>
+            </w:pPr>
+            <w:r>
+              <w:rPr>
+                <w:rtl w:val="0"/>
+              </w:rPr>
             </w:r>
           </w:p>
         </w:tc>
@@ -1734,7 +2504,7 @@
     </w:p>
     <w:tbl>
       <w:tblPr>
-        <w:tblStyle w:val="Table5"/>
+        <w:tblStyle w:val="Table6"/>
         <w:tblpPr w:leftFromText="180" w:rightFromText="180" w:topFromText="0" w:bottomFromText="0" w:vertAnchor="text" w:horzAnchor="text" w:tblpX="-572" w:tblpY="1"/>
         <w:tblW w:w="9496.0" w:type="dxa"/>
         <w:jc w:val="left"/>
@@ -1772,11 +2542,7 @@
               <w:jc w:val="both"/>
               <w:rPr>
                 <w:rFonts w:ascii="Calibri" w:cs="Calibri" w:eastAsia="Calibri" w:hAnsi="Calibri"/>
-                <w:i w:val="1"/>
-                <w:iCs w:val="1"/>
-                <w:color w:val="548dd4"/>
-                <w:sz w:val="20"/>
-                <w:szCs w:val="20"/>
+                <w:color w:val="1f3864"/>
               </w:rPr>
             </w:pPr>
             <w:r>
@@ -1795,43 +2561,25 @@
                 <w:szCs w:val="20"/>
                 <w:rtl w:val="0"/>
               </w:rPr>
-              <w:t xml:space="preserve">: </w:t>
-            </w:r>
-            <w:r>
-              <w:rPr>
-                <w:rFonts w:ascii="Calibri" w:cs="Calibri" w:eastAsia="Calibri" w:hAnsi="Calibri"/>
-                <w:i w:val="1"/>
-                <w:iCs w:val="1"/>
+              <w:t xml:space="preserve">:</w:t>
+            </w:r>
+            <w:r>
+              <w:rPr>
                 <w:color w:val="548dd4"/>
                 <w:sz w:val="20"/>
                 <w:szCs w:val="20"/>
                 <w:rtl w:val="0"/>
               </w:rPr>
-              <w:t xml:space="preserve">Describe los factores que han facilitado y/o dificultado el desarrollo de tu Proyecto APT hasta ahora. En el caso de las dificultades debes describir qué acciones tomaste y/o tomarás para solucionarlas. </w:t>
-            </w:r>
-            <w:r>
-              <w:rPr>
-                <w:rFonts w:ascii="Calibri" w:cs="Calibri" w:eastAsia="Calibri" w:hAnsi="Calibri"/>
-                <w:b w:val="1"/>
-                <w:bCs w:val="1"/>
-                <w:color w:val="1f3864"/>
-                <w:rtl w:val="0"/>
-              </w:rPr>
               <w:t xml:space="preserve"> </w:t>
             </w:r>
             <w:r>
               <w:rPr>
-                <w:rtl w:val="0"/>
-              </w:rPr>
-            </w:r>
-          </w:p>
-          <w:p>
-            <w:pPr>
-              <w:rPr>
-                <w:rFonts w:ascii="Calibri" w:cs="Calibri" w:eastAsia="Calibri" w:hAnsi="Calibri"/>
-                <w:color w:val="1f3864"/>
-              </w:rPr>
-            </w:pPr>
+                <w:sz w:val="20"/>
+                <w:szCs w:val="20"/>
+                <w:rtl w:val="0"/>
+              </w:rPr>
+              <w:t xml:space="preserve">Nuestro compañero contaba con acceso a datos de una farmacia real que facilitó el tratamiento de stock.</w:t>
+            </w:r>
             <w:r>
               <w:rPr>
                 <w:rtl w:val="0"/>
@@ -1924,7 +2672,7 @@
     </w:p>
     <w:tbl>
       <w:tblPr>
-        <w:tblStyle w:val="Table6"/>
+        <w:tblStyle w:val="Table7"/>
         <w:tblpPr w:leftFromText="180" w:rightFromText="180" w:topFromText="0" w:bottomFromText="0" w:vertAnchor="text" w:horzAnchor="text" w:tblpX="-572" w:tblpY="107"/>
         <w:tblW w:w="9570.0" w:type="dxa"/>
         <w:jc w:val="left"/>
@@ -1980,6 +2728,37 @@
                 <w:rtl w:val="0"/>
               </w:rPr>
               <w:t xml:space="preserve">En la planificación inicial del proyecto, el modelo de negocio contempla cobrar a las farmacias por participar en la plataforma. Al avanzar el proyecto, el equipo detectó que este modelo resultaba confuso, porque no dejaba claro a quién estaba dirigido el proyecto. Por esta razón, se reformuló el plan: el cobro paso a dirigirse a los usuarios finales, quienes pagaran por utilizar la cámara de la aplicación para identificar los medicamentos que aparecen en sus recetas médicas, cuya letra muchas veces resulta ilegible. Con este ajuste se define con claridad el público objetivo y se asocia el pago a una función que entrega un beneficio concreto al usuario.</w:t>
+            </w:r>
+          </w:p>
+          <w:p>
+            <w:pPr>
+              <w:jc w:val="both"/>
+              <w:rPr>
+                <w:sz w:val="20"/>
+                <w:szCs w:val="20"/>
+              </w:rPr>
+            </w:pPr>
+            <w:r>
+              <w:rPr>
+                <w:rtl w:val="0"/>
+              </w:rPr>
+            </w:r>
+          </w:p>
+          <w:p>
+            <w:pPr>
+              <w:jc w:val="both"/>
+              <w:rPr>
+                <w:sz w:val="20"/>
+                <w:szCs w:val="20"/>
+              </w:rPr>
+            </w:pPr>
+            <w:r>
+              <w:rPr>
+                <w:sz w:val="20"/>
+                <w:szCs w:val="20"/>
+                <w:rtl w:val="0"/>
+              </w:rPr>
+              <w:t xml:space="preserve">Además, se estudió más en profundidad el impacto que la Ley de Protección de Datos N 21.719 tiene en proyectos como el nuestro. Luego de definir los datos esenciales que debemos obtener del cliente, comenzamos a esbozar lo que será la gobernanza de datos y su ciclo de vida. Fue importante también definir los mecanismos para cumplir con la ley en lo que respecta a los derechos del usuario en el tratamiento de sus datos, pudiendo solicitar su contenido o eliminación de nuestra base de datos.</w:t>
             </w:r>
             <w:r>
               <w:rPr>
@@ -2156,7 +2935,7 @@
     </w:p>
     <w:tbl>
       <w:tblPr>
-        <w:tblStyle w:val="Table7"/>
+        <w:tblStyle w:val="Table8"/>
         <w:tblW w:w="9498.0" w:type="dxa"/>
         <w:jc w:val="left"/>
         <w:tblInd w:w="-572.0" w:type="dxa"/>
@@ -2194,9 +2973,6 @@
               <w:jc w:val="both"/>
               <w:rPr>
                 <w:rFonts w:ascii="Calibri" w:cs="Calibri" w:eastAsia="Calibri" w:hAnsi="Calibri"/>
-                <w:i w:val="1"/>
-                <w:iCs w:val="1"/>
-                <w:color w:val="548dd4"/>
                 <w:sz w:val="20"/>
                 <w:szCs w:val="20"/>
               </w:rPr>
@@ -2219,33 +2995,20 @@
                 <w:szCs w:val="20"/>
                 <w:rtl w:val="0"/>
               </w:rPr>
-              <w:t xml:space="preserve"> En caso de que </w:t>
-            </w:r>
-            <w:r>
-              <w:rPr>
-                <w:rFonts w:ascii="Calibri" w:cs="Calibri" w:eastAsia="Calibri" w:hAnsi="Calibri"/>
-                <w:b w:val="1"/>
-                <w:bCs w:val="1"/>
-                <w:i w:val="1"/>
-                <w:iCs w:val="1"/>
-                <w:color w:val="548dd4"/>
+              <w:t xml:space="preserve"> </w:t>
+            </w:r>
+            <w:r>
+              <w:rPr>
                 <w:sz w:val="20"/>
                 <w:szCs w:val="20"/>
                 <w:rtl w:val="0"/>
               </w:rPr>
-              <w:t xml:space="preserve">no hayas iniciado actividades o estén retrasadas</w:t>
-            </w:r>
-            <w:r>
-              <w:rPr>
-                <w:rFonts w:ascii="Calibri" w:cs="Calibri" w:eastAsia="Calibri" w:hAnsi="Calibri"/>
-                <w:i w:val="1"/>
-                <w:iCs w:val="1"/>
-                <w:color w:val="548dd4"/>
-                <w:sz w:val="20"/>
-                <w:szCs w:val="20"/>
-                <w:rtl w:val="0"/>
-              </w:rPr>
-              <w:t xml:space="preserve"> de acuerdo a tu planificación, señala los motivos por los que no has podido cumplir dichos plazos y qué estrategias utilizarás para avanzar en dichas actividades y no afectar tu proyecto APT. </w:t>
+              <w:t xml:space="preserve">No hay actividades atrasadas. </w:t>
+            </w:r>
+            <w:r>
+              <w:rPr>
+                <w:rtl w:val="0"/>
+              </w:rPr>
             </w:r>
           </w:p>
           <w:p>
@@ -2388,80 +3151,13 @@
       </w:r>
     </w:p>
     <w:sectPr>
-      <w:headerReference r:id="rId9" w:type="default"/>
+      <w:headerReference r:id="rId8" w:type="default"/>
       <w:pgSz w:h="16838" w:w="11906" w:orient="portrait"/>
       <w:pgMar w:bottom="1417" w:top="1417" w:left="1701" w:right="1701" w:header="708" w:footer="708"/>
       <w:pgNumType w:start="1"/>
     </w:sectPr>
   </w:body>
 </w:document>
-</file>
-
-<file path=word/footnotes.xml><?xml version="1.0" encoding="utf-8"?>
-<w:footnotes xmlns:mc="http://schemas.openxmlformats.org/markup-compatibility/2006" xmlns:o="urn:schemas-microsoft-com:office:office" xmlns:r="http://schemas.openxmlformats.org/officeDocument/2006/relationships" xmlns:m="http://schemas.openxmlformats.org/officeDocument/2006/math" xmlns:v="urn:schemas-microsoft-com:vml" xmlns:wp="http://schemas.openxmlformats.org/drawingml/2006/wordprocessingDrawing" xmlns:w10="urn:schemas-microsoft-com:office:word" xmlns:w="http://schemas.openxmlformats.org/wordprocessingml/2006/main" xmlns:wne="http://schemas.microsoft.com/office/word/2006/wordml" xmlns:sl="http://schemas.openxmlformats.org/schemaLibrary/2006/main" xmlns:a="http://schemas.openxmlformats.org/drawingml/2006/main" xmlns:pic="http://schemas.openxmlformats.org/drawingml/2006/picture" xmlns:c="http://schemas.openxmlformats.org/drawingml/2006/chart" xmlns:lc="http://schemas.openxmlformats.org/drawingml/2006/lockedCanvas" xmlns:dgm="http://schemas.openxmlformats.org/drawingml/2006/diagram" xmlns:wps="http://schemas.microsoft.com/office/word/2010/wordprocessingShape" xmlns:wpg="http://schemas.microsoft.com/office/word/2010/wordprocessingGroup" xmlns:w14="http://schemas.microsoft.com/office/word/2010/wordml" xmlns:w15="http://schemas.microsoft.com/office/word/2012/wordml" xmlns:w16="http://schemas.microsoft.com/office/word/2018/wordml" xmlns:w16cex="http://schemas.microsoft.com/office/word/2018/wordml/cex" xmlns:w16cid="http://schemas.microsoft.com/office/word/2016/wordml/cid" xmlns="http://schemas.microsoft.com/office/tasks/2019/documenttasks" xmlns:cr="http://schemas.microsoft.com/office/comments/2020/reactions">
-  <w:footnote w:id="0">
-    <w:p>
-      <w:pPr>
-        <w:keepNext w:val="0"/>
-        <w:keepLines w:val="0"/>
-        <w:pageBreakBefore w:val="0"/>
-        <w:widowControl w:val="1"/>
-        <w:pBdr>
-          <w:top w:space="0" w:sz="0" w:val="nil"/>
-          <w:left w:space="0" w:sz="0" w:val="nil"/>
-          <w:bottom w:space="0" w:sz="0" w:val="nil"/>
-          <w:right w:space="0" w:sz="0" w:val="nil"/>
-          <w:between w:space="0" w:sz="0" w:val="nil"/>
-        </w:pBdr>
-        <w:shd w:fill="auto" w:val="clear"/>
-        <w:spacing w:after="0" w:before="0" w:line="240" w:lineRule="auto"/>
-        <w:ind w:left="0" w:right="0" w:firstLine="0"/>
-        <w:jc w:val="left"/>
-        <w:rPr>
-          <w:rFonts w:ascii="Calibri" w:cs="Calibri" w:eastAsia="Calibri" w:hAnsi="Calibri"/>
-          <w:b w:val="0"/>
-          <w:bCs w:val="0"/>
-          <w:i w:val="0"/>
-          <w:iCs w:val="0"/>
-          <w:smallCaps w:val="0"/>
-          <w:strike w:val="0"/>
-          <w:color w:val="595959"/>
-          <w:sz w:val="20"/>
-          <w:szCs w:val="20"/>
-          <w:u w:val="none"/>
-          <w:shd w:fill="auto" w:val="clear"/>
-          <w:vertAlign w:val="baseline"/>
-        </w:rPr>
-      </w:pPr>
-      <w:r>
-        <w:rPr>
-          <w:rStyle w:val="FootnoteReference"/>
-          <w:vertAlign w:val="superscript"/>
-        </w:rPr>
-        <w:footnoteRef/>
-      </w:r>
-      <w:r>
-        <w:rPr>
-          <w:rFonts w:ascii="Calibri" w:cs="Calibri" w:eastAsia="Calibri" w:hAnsi="Calibri"/>
-          <w:b w:val="0"/>
-          <w:bCs w:val="0"/>
-          <w:i w:val="0"/>
-          <w:iCs w:val="0"/>
-          <w:smallCaps w:val="0"/>
-          <w:strike w:val="0"/>
-          <w:color w:val="595959"/>
-          <w:sz w:val="20"/>
-          <w:szCs w:val="20"/>
-          <w:u w:val="none"/>
-          <w:shd w:fill="auto" w:val="clear"/>
-          <w:vertAlign w:val="baseline"/>
-          <w:rtl w:val="0"/>
-        </w:rPr>
-        <w:t xml:space="preserve"> En caso de que el Proyecto APT sea grupal, en esta columna deben indicar el nombre de los responsables de cada tarea o actividad. Esto posteriormente permitirá diferenciar la evaluación por cada integrante.</w:t>
-      </w:r>
-    </w:p>
-  </w:footnote>
-</w:footnotes>
 </file>
 
 <file path=word/header1.xml><?xml version="1.0" encoding="utf-8"?>
@@ -2507,7 +3203,7 @@
   </w:p>
   <w:tbl>
     <w:tblPr>
-      <w:tblStyle w:val="Table8"/>
+      <w:tblStyle w:val="Table9"/>
       <w:tblW w:w="10170.0" w:type="dxa"/>
       <w:jc w:val="left"/>
       <w:tblInd w:w="-709.0" w:type="dxa"/>
@@ -3201,19 +3897,9 @@
   </w:style>
   <w:style w:type="table" w:styleId="Table4">
     <w:basedOn w:val="TableNormal"/>
-    <w:rPr>
-      <w:sz w:val="22"/>
-      <w:szCs w:val="22"/>
-    </w:rPr>
     <w:tblPr>
       <w:tblStyleRowBandSize w:val="1"/>
       <w:tblStyleColBandSize w:val="1"/>
-      <w:tblCellMar>
-        <w:top w:w="0.0" w:type="dxa"/>
-        <w:left w:w="108.0" w:type="dxa"/>
-        <w:bottom w:w="0.0" w:type="dxa"/>
-        <w:right w:w="108.0" w:type="dxa"/>
-      </w:tblCellMar>
     </w:tblPr>
   </w:style>
   <w:style w:type="table" w:styleId="Table5">
@@ -3268,6 +3954,23 @@
     </w:tblPr>
   </w:style>
   <w:style w:type="table" w:styleId="Table8">
+    <w:basedOn w:val="TableNormal"/>
+    <w:rPr>
+      <w:sz w:val="22"/>
+      <w:szCs w:val="22"/>
+    </w:rPr>
+    <w:tblPr>
+      <w:tblStyleRowBandSize w:val="1"/>
+      <w:tblStyleColBandSize w:val="1"/>
+      <w:tblCellMar>
+        <w:top w:w="0.0" w:type="dxa"/>
+        <w:left w:w="108.0" w:type="dxa"/>
+        <w:bottom w:w="0.0" w:type="dxa"/>
+        <w:right w:w="108.0" w:type="dxa"/>
+      </w:tblCellMar>
+    </w:tblPr>
+  </w:style>
+  <w:style w:type="table" w:styleId="Table9">
     <w:basedOn w:val="TableNormal"/>
     <w:rPr>
       <w:sz w:val="22"/>
